--- a/docx/mid-term/02_中期检查报告.docx
+++ b/docx/mid-term/02_中期检查报告.docx
@@ -1244,7 +1244,7 @@
         <w:rPr>
           <w:rFonts w:ascii="宋体" w:hAnsi="宋体" w:eastAsia="宋体"/>
         </w:rPr>
-        <w:t xml:space="preserve">阶段分析：支持 3sigma 和 FPT 阶段划分。</w:t>
+        <w:t xml:space="preserve">阶段分析：已初步支持 3sigma 和 FPT 阶段划分，后续仍需结合真实曲线调整阈值。</w:t>
       </w:r>
     </w:p>
     <w:p>
@@ -1259,7 +1259,7 @@
         <w:rPr>
           <w:rFonts w:ascii="宋体" w:hAnsi="宋体" w:eastAsia="宋体"/>
         </w:rPr>
-        <w:t xml:space="preserve">模型训练：支持 CNN、RNN、Transformer、MLP 等模型。</w:t>
+        <w:t xml:space="preserve">模型训练：已打通 CNN、RNN、Transformer、MLP 等模型的统一训练入口。</w:t>
       </w:r>
     </w:p>
     <w:p>
@@ -1274,7 +1274,7 @@
         <w:rPr>
           <w:rFonts w:ascii="宋体" w:hAnsi="宋体" w:eastAsia="宋体"/>
         </w:rPr>
-        <w:t xml:space="preserve">训练监控：支持 EarlyStopping、TensorBoard、梯度异常记录。</w:t>
+        <w:t xml:space="preserve">训练监控：已实现 EarlyStopping、TensorBoard 回调接口和梯度异常记录，TensorBoard 输出依赖本地可选依赖。</w:t>
       </w:r>
     </w:p>
     <w:p>
@@ -1548,23 +1548,23 @@
                 <w:rFonts w:ascii="宋体" w:hAnsi="宋体" w:eastAsia="宋体"/>
                 <w:sz w:val="19"/>
               </w:rPr>
-              <w:t xml:space="preserve">RUL 标签、3sigma、FPT、HI 序列完成</w:t>
-            </w:r>
-          </w:p>
-        </w:tc>
-        <w:tc>
-          <w:p>
-            <w:pPr>
-              <w:pStyle w:val="Compact"/>
-              <w:ind w:firstLine="0"/>
-              <w:jc w:val="left"/>
-            </w:pPr>
-            <w:r>
-              <w:rPr>
-                <w:rFonts w:ascii="宋体" w:hAnsi="宋体" w:eastAsia="宋体"/>
-                <w:sz w:val="19"/>
-              </w:rPr>
-              <w:t xml:space="preserve">已完成主流程</w:t>
+              <w:t xml:space="preserve">RUL 标签完成，3sigma、FPT、HI 序列已初步实现</w:t>
+            </w:r>
+          </w:p>
+        </w:tc>
+        <w:tc>
+          <w:p>
+            <w:pPr>
+              <w:pStyle w:val="Compact"/>
+              <w:ind w:firstLine="0"/>
+              <w:jc w:val="left"/>
+            </w:pPr>
+            <w:r>
+              <w:rPr>
+                <w:rFonts w:ascii="宋体" w:hAnsi="宋体" w:eastAsia="宋体"/>
+                <w:sz w:val="19"/>
+              </w:rPr>
+              <w:t xml:space="preserve">已完成主流程，阈值解释待继续验证</w:t>
             </w:r>
           </w:p>
         </w:tc>
@@ -1598,23 +1598,23 @@
                 <w:rFonts w:ascii="宋体" w:hAnsi="宋体" w:eastAsia="宋体"/>
                 <w:sz w:val="19"/>
               </w:rPr>
-              <w:t xml:space="preserve">多模型训练、回调和预测策略完成</w:t>
-            </w:r>
-          </w:p>
-        </w:tc>
-        <w:tc>
-          <w:p>
-            <w:pPr>
-              <w:pStyle w:val="Compact"/>
-              <w:ind w:firstLine="0"/>
-              <w:jc w:val="left"/>
-            </w:pPr>
-            <w:r>
-              <w:rPr>
-                <w:rFonts w:ascii="宋体" w:hAnsi="宋体" w:eastAsia="宋体"/>
-                <w:sz w:val="19"/>
-              </w:rPr>
-              <w:t xml:space="preserve">已完成主流程</w:t>
+              <w:t xml:space="preserve">多模型训练、回调和预测策略已接入</w:t>
+            </w:r>
+          </w:p>
+        </w:tc>
+        <w:tc>
+          <w:p>
+            <w:pPr>
+              <w:pStyle w:val="Compact"/>
+              <w:ind w:firstLine="0"/>
+              <w:jc w:val="left"/>
+            </w:pPr>
+            <w:r>
+              <w:rPr>
+                <w:rFonts w:ascii="宋体" w:hAnsi="宋体" w:eastAsia="宋体"/>
+                <w:sz w:val="19"/>
+              </w:rPr>
+              <w:t xml:space="preserve">已完成主流程，复杂模型需后续实验验证</w:t>
             </w:r>
           </w:p>
         </w:tc>
@@ -1664,7 +1664,7 @@
                 <w:rFonts w:ascii="宋体" w:hAnsi="宋体" w:eastAsia="宋体"/>
                 <w:sz w:val="19"/>
               </w:rPr>
-              <w:t xml:space="preserve">已完成主流程，待持续优化</w:t>
+              <w:t xml:space="preserve">已完成主流程，展示材料待持续优化</w:t>
             </w:r>
           </w:p>
         </w:tc>
@@ -2876,7 +2876,7 @@
                 <w:rFonts w:ascii="宋体" w:hAnsi="宋体" w:eastAsia="宋体"/>
                 <w:sz w:val="19"/>
               </w:rPr>
-              <w:t xml:space="preserve">进度符合预期</w:t>
+              <w:t xml:space="preserve">主流程完成，后续重点是论文复现和最终集成</w:t>
             </w:r>
           </w:p>
         </w:tc>
@@ -2926,7 +2926,7 @@
                 <w:rFonts w:ascii="宋体" w:hAnsi="宋体" w:eastAsia="宋体"/>
                 <w:sz w:val="19"/>
               </w:rPr>
-              <w:t xml:space="preserve">进度符合预期</w:t>
+              <w:t xml:space="preserve">数据链路完成，后续重点是特征分析说明</w:t>
             </w:r>
           </w:p>
         </w:tc>
@@ -2960,23 +2960,23 @@
                 <w:rFonts w:ascii="宋体" w:hAnsi="宋体" w:eastAsia="宋体"/>
                 <w:sz w:val="19"/>
               </w:rPr>
-              <w:t xml:space="preserve">完成阶段划分、生存分析与确认测试基线</w:t>
-            </w:r>
-          </w:p>
-        </w:tc>
-        <w:tc>
-          <w:p>
-            <w:pPr>
-              <w:pStyle w:val="Compact"/>
-              <w:ind w:firstLine="0"/>
-              <w:jc w:val="left"/>
-            </w:pPr>
-            <w:r>
-              <w:rPr>
-                <w:rFonts w:ascii="宋体" w:hAnsi="宋体" w:eastAsia="宋体"/>
-                <w:sz w:val="19"/>
-              </w:rPr>
-              <w:t xml:space="preserve">进度符合预期</w:t>
+              <w:t xml:space="preserve">完成阶段划分、评价指标和确认测试基线</w:t>
+            </w:r>
+          </w:p>
+        </w:tc>
+        <w:tc>
+          <w:p>
+            <w:pPr>
+              <w:pStyle w:val="Compact"/>
+              <w:ind w:firstLine="0"/>
+              <w:jc w:val="left"/>
+            </w:pPr>
+            <w:r>
+              <w:rPr>
+                <w:rFonts w:ascii="宋体" w:hAnsi="宋体" w:eastAsia="宋体"/>
+                <w:sz w:val="19"/>
+              </w:rPr>
+              <w:t xml:space="preserve">测试与指标主线完成，生存分析作为扩展接口继续保留</w:t>
             </w:r>
           </w:p>
         </w:tc>
@@ -3026,7 +3026,7 @@
                 <w:rFonts w:ascii="宋体" w:hAnsi="宋体" w:eastAsia="宋体"/>
                 <w:sz w:val="19"/>
               </w:rPr>
-              <w:t xml:space="preserve">进度符合预期</w:t>
+              <w:t xml:space="preserve">展示能力初步完成，后续重点是答辩材料一致性</w:t>
             </w:r>
           </w:p>
         </w:tc>

--- a/docx/mid-term/02_中期检查报告.docx
+++ b/docx/mid-term/02_中期检查报告.docx
@@ -36,9 +36,9 @@
       </w:pPr>
       <w:r>
         <w:rPr>
-          <w:rFonts w:ascii="黑体" w:hAnsi="黑体" w:eastAsia="黑体"/>
+          <w:rFonts w:ascii="宋体" w:hAnsi="宋体" w:eastAsia="宋体"/>
           <w:b/>
-          <w:sz w:val="40"/>
+          <w:sz w:val="48"/>
         </w:rPr>
         <w:t xml:space="preserve">工业轴承设备剩余寿命预测系统的实现：中期检查报告</w:t>
       </w:r>
@@ -50,7 +50,7 @@
       </w:pPr>
       <w:r>
         <w:rPr>
-          <w:rFonts w:ascii="黑体" w:hAnsi="黑体" w:eastAsia="黑体"/>
+          <w:rFonts w:ascii="宋体" w:hAnsi="宋体" w:eastAsia="宋体"/>
         </w:rPr>
         <w:t xml:space="preserve">文档信息</w:t>
       </w:r>
@@ -61,19 +61,19 @@
         <w:tblW w:type="pct" w:w="0.0"/>
         <w:tblLook w:firstRow="1" w:lastRow="0" w:firstColumn="0" w:lastColumn="0" w:noHBand="0" w:noVBand="0" w:val="0020"/>
         <w:tblBorders>
-          <w:top w:val="single" w:sz="4" w:space="0" w:color="BFBFBF"/>
-          <w:left w:val="single" w:sz="4" w:space="0" w:color="BFBFBF"/>
-          <w:bottom w:val="single" w:sz="4" w:space="0" w:color="BFBFBF"/>
-          <w:right w:val="single" w:sz="4" w:space="0" w:color="BFBFBF"/>
-          <w:insideH w:val="single" w:sz="4" w:space="0" w:color="BFBFBF"/>
-          <w:insideV w:val="single" w:sz="4" w:space="0" w:color="BFBFBF"/>
+          <w:top w:val="single" w:sz="4" w:space="0" w:color="000000"/>
+          <w:left w:val="single" w:sz="4" w:space="0" w:color="000000"/>
+          <w:bottom w:val="single" w:sz="4" w:space="0" w:color="000000"/>
+          <w:right w:val="single" w:sz="4" w:space="0" w:color="000000"/>
+          <w:insideH w:val="single" w:sz="4" w:space="0" w:color="000000"/>
+          <w:insideV w:val="single" w:sz="4" w:space="0" w:color="000000"/>
         </w:tblBorders>
       </w:tblPr>
       <w:tblGrid/>
       <w:tr>
         <w:tc>
           <w:tcPr>
-            <w:shd w:fill="EAEAEA"/>
+            <w:shd w:fill="FFFFFF"/>
           </w:tcPr>
           <w:p>
             <w:pPr>
@@ -84,7 +84,8 @@
             <w:r>
               <w:rPr>
                 <w:rFonts w:ascii="宋体" w:hAnsi="宋体" w:eastAsia="宋体"/>
-                <w:sz w:val="19"/>
+                <w:b/>
+                <w:sz w:val="21"/>
               </w:rPr>
               <w:t xml:space="preserve">项目</w:t>
             </w:r>
@@ -92,7 +93,7 @@
         </w:tc>
         <w:tc>
           <w:tcPr>
-            <w:shd w:fill="EAEAEA"/>
+            <w:shd w:fill="FFFFFF"/>
           </w:tcPr>
           <w:p>
             <w:pPr>
@@ -103,7 +104,8 @@
             <w:r>
               <w:rPr>
                 <w:rFonts w:ascii="宋体" w:hAnsi="宋体" w:eastAsia="宋体"/>
-                <w:sz w:val="19"/>
+                <w:b/>
+                <w:sz w:val="21"/>
               </w:rPr>
               <w:t xml:space="preserve">内容</w:t>
             </w:r>
@@ -121,7 +123,7 @@
             <w:r>
               <w:rPr>
                 <w:rFonts w:ascii="宋体" w:hAnsi="宋体" w:eastAsia="宋体"/>
-                <w:sz w:val="19"/>
+                <w:sz w:val="21"/>
               </w:rPr>
               <w:t xml:space="preserve">文档名称</w:t>
             </w:r>
@@ -137,7 +139,7 @@
             <w:r>
               <w:rPr>
                 <w:rFonts w:ascii="宋体" w:hAnsi="宋体" w:eastAsia="宋体"/>
-                <w:sz w:val="19"/>
+                <w:sz w:val="21"/>
               </w:rPr>
               <w:t xml:space="preserve">中期检查报告</w:t>
             </w:r>
@@ -155,7 +157,7 @@
             <w:r>
               <w:rPr>
                 <w:rFonts w:ascii="宋体" w:hAnsi="宋体" w:eastAsia="宋体"/>
-                <w:sz w:val="19"/>
+                <w:sz w:val="21"/>
               </w:rPr>
               <w:t xml:space="preserve">文档编号</w:t>
             </w:r>
@@ -171,7 +173,7 @@
             <w:r>
               <w:rPr>
                 <w:rFonts w:ascii="宋体" w:hAnsi="宋体" w:eastAsia="宋体"/>
-                <w:sz w:val="19"/>
+                <w:sz w:val="21"/>
               </w:rPr>
               <w:t xml:space="preserve">SE-PHM-MID-02</w:t>
             </w:r>
@@ -189,7 +191,7 @@
             <w:r>
               <w:rPr>
                 <w:rFonts w:ascii="宋体" w:hAnsi="宋体" w:eastAsia="宋体"/>
-                <w:sz w:val="19"/>
+                <w:sz w:val="21"/>
               </w:rPr>
               <w:t xml:space="preserve">文档阶段</w:t>
             </w:r>
@@ -205,7 +207,7 @@
             <w:r>
               <w:rPr>
                 <w:rFonts w:ascii="宋体" w:hAnsi="宋体" w:eastAsia="宋体"/>
-                <w:sz w:val="19"/>
+                <w:sz w:val="21"/>
               </w:rPr>
               <w:t xml:space="preserve">中期</w:t>
             </w:r>
@@ -223,7 +225,7 @@
             <w:r>
               <w:rPr>
                 <w:rFonts w:ascii="宋体" w:hAnsi="宋体" w:eastAsia="宋体"/>
-                <w:sz w:val="19"/>
+                <w:sz w:val="21"/>
               </w:rPr>
               <w:t xml:space="preserve">项目名称</w:t>
             </w:r>
@@ -239,7 +241,7 @@
             <w:r>
               <w:rPr>
                 <w:rFonts w:ascii="宋体" w:hAnsi="宋体" w:eastAsia="宋体"/>
-                <w:sz w:val="19"/>
+                <w:sz w:val="21"/>
               </w:rPr>
               <w:t xml:space="preserve">工业轴承设备剩余寿命预测系统的实现</w:t>
             </w:r>
@@ -257,7 +259,7 @@
             <w:r>
               <w:rPr>
                 <w:rFonts w:ascii="宋体" w:hAnsi="宋体" w:eastAsia="宋体"/>
-                <w:sz w:val="19"/>
+                <w:sz w:val="21"/>
               </w:rPr>
               <w:t xml:space="preserve">课程</w:t>
             </w:r>
@@ -273,7 +275,7 @@
             <w:r>
               <w:rPr>
                 <w:rFonts w:ascii="宋体" w:hAnsi="宋体" w:eastAsia="宋体"/>
-                <w:sz w:val="19"/>
+                <w:sz w:val="21"/>
               </w:rPr>
               <w:t xml:space="preserve">中国科学技术大学软件学院《软件工程》</w:t>
             </w:r>
@@ -291,7 +293,7 @@
             <w:r>
               <w:rPr>
                 <w:rFonts w:ascii="宋体" w:hAnsi="宋体" w:eastAsia="宋体"/>
-                <w:sz w:val="19"/>
+                <w:sz w:val="21"/>
               </w:rPr>
               <w:t xml:space="preserve">指导老师</w:t>
             </w:r>
@@ -307,7 +309,7 @@
             <w:r>
               <w:rPr>
                 <w:rFonts w:ascii="宋体" w:hAnsi="宋体" w:eastAsia="宋体"/>
-                <w:sz w:val="19"/>
+                <w:sz w:val="21"/>
               </w:rPr>
               <w:t xml:space="preserve">zjf</w:t>
             </w:r>
@@ -325,7 +327,7 @@
             <w:r>
               <w:rPr>
                 <w:rFonts w:ascii="宋体" w:hAnsi="宋体" w:eastAsia="宋体"/>
-                <w:sz w:val="19"/>
+                <w:sz w:val="21"/>
               </w:rPr>
               <w:t xml:space="preserve">小组成员</w:t>
             </w:r>
@@ -341,7 +343,7 @@
             <w:r>
               <w:rPr>
                 <w:rFonts w:ascii="宋体" w:hAnsi="宋体" w:eastAsia="宋体"/>
-                <w:sz w:val="19"/>
+                <w:sz w:val="21"/>
               </w:rPr>
               <w:t xml:space="preserve">zyj、cyy、zdh、zy</w:t>
             </w:r>
@@ -359,7 +361,7 @@
             <w:r>
               <w:rPr>
                 <w:rFonts w:ascii="宋体" w:hAnsi="宋体" w:eastAsia="宋体"/>
-                <w:sz w:val="19"/>
+                <w:sz w:val="21"/>
               </w:rPr>
               <w:t xml:space="preserve">文档负责人</w:t>
             </w:r>
@@ -375,7 +377,7 @@
             <w:r>
               <w:rPr>
                 <w:rFonts w:ascii="宋体" w:hAnsi="宋体" w:eastAsia="宋体"/>
-                <w:sz w:val="19"/>
+                <w:sz w:val="21"/>
               </w:rPr>
               <w:t xml:space="preserve">cyy</w:t>
             </w:r>
@@ -393,7 +395,7 @@
             <w:r>
               <w:rPr>
                 <w:rFonts w:ascii="宋体" w:hAnsi="宋体" w:eastAsia="宋体"/>
-                <w:sz w:val="19"/>
+                <w:sz w:val="21"/>
               </w:rPr>
               <w:t xml:space="preserve">参与编写</w:t>
             </w:r>
@@ -409,7 +411,7 @@
             <w:r>
               <w:rPr>
                 <w:rFonts w:ascii="宋体" w:hAnsi="宋体" w:eastAsia="宋体"/>
-                <w:sz w:val="19"/>
+                <w:sz w:val="21"/>
               </w:rPr>
               <w:t xml:space="preserve">zyj、zdh、zy</w:t>
             </w:r>
@@ -427,7 +429,7 @@
             <w:r>
               <w:rPr>
                 <w:rFonts w:ascii="宋体" w:hAnsi="宋体" w:eastAsia="宋体"/>
-                <w:sz w:val="19"/>
+                <w:sz w:val="21"/>
               </w:rPr>
               <w:t xml:space="preserve">版本</w:t>
             </w:r>
@@ -443,7 +445,7 @@
             <w:r>
               <w:rPr>
                 <w:rFonts w:ascii="宋体" w:hAnsi="宋体" w:eastAsia="宋体"/>
-                <w:sz w:val="19"/>
+                <w:sz w:val="21"/>
               </w:rPr>
               <w:t xml:space="preserve">V3.0</w:t>
             </w:r>
@@ -461,7 +463,7 @@
             <w:r>
               <w:rPr>
                 <w:rFonts w:ascii="宋体" w:hAnsi="宋体" w:eastAsia="宋体"/>
-                <w:sz w:val="19"/>
+                <w:sz w:val="21"/>
               </w:rPr>
               <w:t xml:space="preserve">修订日期</w:t>
             </w:r>
@@ -477,7 +479,7 @@
             <w:r>
               <w:rPr>
                 <w:rFonts w:ascii="宋体" w:hAnsi="宋体" w:eastAsia="宋体"/>
-                <w:sz w:val="19"/>
+                <w:sz w:val="21"/>
               </w:rPr>
               <w:t xml:space="preserve">2026-06-14</w:t>
             </w:r>
@@ -495,7 +497,7 @@
             <w:r>
               <w:rPr>
                 <w:rFonts w:ascii="宋体" w:hAnsi="宋体" w:eastAsia="宋体"/>
-                <w:sz w:val="19"/>
+                <w:sz w:val="21"/>
               </w:rPr>
               <w:t xml:space="preserve">归档形式</w:t>
             </w:r>
@@ -511,7 +513,7 @@
             <w:r>
               <w:rPr>
                 <w:rFonts w:ascii="宋体" w:hAnsi="宋体" w:eastAsia="宋体"/>
-                <w:sz w:val="19"/>
+                <w:sz w:val="21"/>
               </w:rPr>
               <w:t xml:space="preserve">Markdown 源文件、PDF、DOCX</w:t>
             </w:r>
@@ -529,7 +531,7 @@
             <w:r>
               <w:rPr>
                 <w:rFonts w:ascii="宋体" w:hAnsi="宋体" w:eastAsia="宋体"/>
-                <w:sz w:val="19"/>
+                <w:sz w:val="21"/>
               </w:rPr>
               <w:t xml:space="preserve">内容基线</w:t>
             </w:r>
@@ -545,7 +547,7 @@
             <w:r>
               <w:rPr>
                 <w:rFonts w:ascii="宋体" w:hAnsi="宋体" w:eastAsia="宋体"/>
-                <w:sz w:val="19"/>
+                <w:sz w:val="21"/>
               </w:rPr>
               <w:t xml:space="preserve">中期进度、阶段成果、问题和后续计划</w:t>
             </w:r>
@@ -561,7 +563,7 @@
       </w:pPr>
       <w:r>
         <w:rPr>
-          <w:rFonts w:ascii="黑体" w:hAnsi="黑体" w:eastAsia="黑体"/>
+          <w:rFonts w:ascii="宋体" w:hAnsi="宋体" w:eastAsia="宋体"/>
         </w:rPr>
         <w:t xml:space="preserve">修订记录</w:t>
       </w:r>
@@ -572,19 +574,19 @@
         <w:tblW w:type="pct" w:w="0.0"/>
         <w:tblLook w:firstRow="1" w:lastRow="0" w:firstColumn="0" w:lastColumn="0" w:noHBand="0" w:noVBand="0" w:val="0020"/>
         <w:tblBorders>
-          <w:top w:val="single" w:sz="4" w:space="0" w:color="BFBFBF"/>
-          <w:left w:val="single" w:sz="4" w:space="0" w:color="BFBFBF"/>
-          <w:bottom w:val="single" w:sz="4" w:space="0" w:color="BFBFBF"/>
-          <w:right w:val="single" w:sz="4" w:space="0" w:color="BFBFBF"/>
-          <w:insideH w:val="single" w:sz="4" w:space="0" w:color="BFBFBF"/>
-          <w:insideV w:val="single" w:sz="4" w:space="0" w:color="BFBFBF"/>
+          <w:top w:val="single" w:sz="4" w:space="0" w:color="000000"/>
+          <w:left w:val="single" w:sz="4" w:space="0" w:color="000000"/>
+          <w:bottom w:val="single" w:sz="4" w:space="0" w:color="000000"/>
+          <w:right w:val="single" w:sz="4" w:space="0" w:color="000000"/>
+          <w:insideH w:val="single" w:sz="4" w:space="0" w:color="000000"/>
+          <w:insideV w:val="single" w:sz="4" w:space="0" w:color="000000"/>
         </w:tblBorders>
       </w:tblPr>
       <w:tblGrid/>
       <w:tr>
         <w:tc>
           <w:tcPr>
-            <w:shd w:fill="EAEAEA"/>
+            <w:shd w:fill="FFFFFF"/>
           </w:tcPr>
           <w:p>
             <w:pPr>
@@ -595,7 +597,8 @@
             <w:r>
               <w:rPr>
                 <w:rFonts w:ascii="宋体" w:hAnsi="宋体" w:eastAsia="宋体"/>
-                <w:sz w:val="19"/>
+                <w:b/>
+                <w:sz w:val="21"/>
               </w:rPr>
               <w:t xml:space="preserve">版本</w:t>
             </w:r>
@@ -603,7 +606,7 @@
         </w:tc>
         <w:tc>
           <w:tcPr>
-            <w:shd w:fill="EAEAEA"/>
+            <w:shd w:fill="FFFFFF"/>
           </w:tcPr>
           <w:p>
             <w:pPr>
@@ -614,7 +617,8 @@
             <w:r>
               <w:rPr>
                 <w:rFonts w:ascii="宋体" w:hAnsi="宋体" w:eastAsia="宋体"/>
-                <w:sz w:val="19"/>
+                <w:b/>
+                <w:sz w:val="21"/>
               </w:rPr>
               <w:t xml:space="preserve">日期</w:t>
             </w:r>
@@ -622,7 +626,7 @@
         </w:tc>
         <w:tc>
           <w:tcPr>
-            <w:shd w:fill="EAEAEA"/>
+            <w:shd w:fill="FFFFFF"/>
           </w:tcPr>
           <w:p>
             <w:pPr>
@@ -633,7 +637,8 @@
             <w:r>
               <w:rPr>
                 <w:rFonts w:ascii="宋体" w:hAnsi="宋体" w:eastAsia="宋体"/>
-                <w:sz w:val="19"/>
+                <w:b/>
+                <w:sz w:val="21"/>
               </w:rPr>
               <w:t xml:space="preserve">编写人</w:t>
             </w:r>
@@ -641,7 +646,7 @@
         </w:tc>
         <w:tc>
           <w:tcPr>
-            <w:shd w:fill="EAEAEA"/>
+            <w:shd w:fill="FFFFFF"/>
           </w:tcPr>
           <w:p>
             <w:pPr>
@@ -652,7 +657,8 @@
             <w:r>
               <w:rPr>
                 <w:rFonts w:ascii="宋体" w:hAnsi="宋体" w:eastAsia="宋体"/>
-                <w:sz w:val="19"/>
+                <w:b/>
+                <w:sz w:val="21"/>
               </w:rPr>
               <w:t xml:space="preserve">说明</w:t>
             </w:r>
@@ -670,7 +676,7 @@
             <w:r>
               <w:rPr>
                 <w:rFonts w:ascii="宋体" w:hAnsi="宋体" w:eastAsia="宋体"/>
-                <w:sz w:val="19"/>
+                <w:sz w:val="21"/>
               </w:rPr>
               <w:t xml:space="preserve">V1.0</w:t>
             </w:r>
@@ -686,7 +692,7 @@
             <w:r>
               <w:rPr>
                 <w:rFonts w:ascii="宋体" w:hAnsi="宋体" w:eastAsia="宋体"/>
-                <w:sz w:val="19"/>
+                <w:sz w:val="21"/>
               </w:rPr>
               <w:t xml:space="preserve">2025-11-10</w:t>
             </w:r>
@@ -702,7 +708,7 @@
             <w:r>
               <w:rPr>
                 <w:rFonts w:ascii="宋体" w:hAnsi="宋体" w:eastAsia="宋体"/>
-                <w:sz w:val="19"/>
+                <w:sz w:val="21"/>
               </w:rPr>
               <w:t xml:space="preserve">项目组</w:t>
             </w:r>
@@ -718,7 +724,7 @@
             <w:r>
               <w:rPr>
                 <w:rFonts w:ascii="宋体" w:hAnsi="宋体" w:eastAsia="宋体"/>
-                <w:sz w:val="19"/>
+                <w:sz w:val="21"/>
               </w:rPr>
               <w:t xml:space="preserve">完成初版课程文档</w:t>
             </w:r>
@@ -736,7 +742,7 @@
             <w:r>
               <w:rPr>
                 <w:rFonts w:ascii="宋体" w:hAnsi="宋体" w:eastAsia="宋体"/>
-                <w:sz w:val="19"/>
+                <w:sz w:val="21"/>
               </w:rPr>
               <w:t xml:space="preserve">V2.0</w:t>
             </w:r>
@@ -752,7 +758,7 @@
             <w:r>
               <w:rPr>
                 <w:rFonts w:ascii="宋体" w:hAnsi="宋体" w:eastAsia="宋体"/>
-                <w:sz w:val="19"/>
+                <w:sz w:val="21"/>
               </w:rPr>
               <w:t xml:space="preserve">2026-03-12</w:t>
             </w:r>
@@ -768,7 +774,7 @@
             <w:r>
               <w:rPr>
                 <w:rFonts w:ascii="宋体" w:hAnsi="宋体" w:eastAsia="宋体"/>
-                <w:sz w:val="19"/>
+                <w:sz w:val="21"/>
               </w:rPr>
               <w:t xml:space="preserve">项目组</w:t>
             </w:r>
@@ -784,7 +790,7 @@
             <w:r>
               <w:rPr>
                 <w:rFonts w:ascii="宋体" w:hAnsi="宋体" w:eastAsia="宋体"/>
-                <w:sz w:val="19"/>
+                <w:sz w:val="21"/>
               </w:rPr>
               <w:t xml:space="preserve">统一项目名称、技术基线和阶段交付内容</w:t>
             </w:r>
@@ -802,7 +808,7 @@
             <w:r>
               <w:rPr>
                 <w:rFonts w:ascii="宋体" w:hAnsi="宋体" w:eastAsia="宋体"/>
-                <w:sz w:val="19"/>
+                <w:sz w:val="21"/>
               </w:rPr>
               <w:t xml:space="preserve">V3.0</w:t>
             </w:r>
@@ -818,7 +824,7 @@
             <w:r>
               <w:rPr>
                 <w:rFonts w:ascii="宋体" w:hAnsi="宋体" w:eastAsia="宋体"/>
-                <w:sz w:val="19"/>
+                <w:sz w:val="21"/>
               </w:rPr>
               <w:t xml:space="preserve">2026-06-14</w:t>
             </w:r>
@@ -834,7 +840,7 @@
             <w:r>
               <w:rPr>
                 <w:rFonts w:ascii="宋体" w:hAnsi="宋体" w:eastAsia="宋体"/>
-                <w:sz w:val="19"/>
+                <w:sz w:val="21"/>
               </w:rPr>
               <w:t xml:space="preserve">项目组</w:t>
             </w:r>
@@ -850,7 +856,7 @@
             <w:r>
               <w:rPr>
                 <w:rFonts w:ascii="宋体" w:hAnsi="宋体" w:eastAsia="宋体"/>
-                <w:sz w:val="19"/>
+                <w:sz w:val="21"/>
               </w:rPr>
               <w:t xml:space="preserve">参考课程交付样例统一封面与归档格式，补充数据理解、技术难点、测试验收和 DOCX 交付信息</w:t>
             </w:r>
@@ -866,7 +872,7 @@
       </w:pPr>
       <w:r>
         <w:rPr>
-          <w:rFonts w:ascii="黑体" w:hAnsi="黑体" w:eastAsia="黑体"/>
+          <w:rFonts w:ascii="宋体" w:hAnsi="宋体" w:eastAsia="宋体"/>
         </w:rPr>
         <w:t xml:space="preserve">1. 项目概述</w:t>
       </w:r>
@@ -874,6 +880,8 @@
     <w:p>
       <w:pPr>
         <w:pStyle w:val="FirstParagraph"/>
+        <w:spacing w:line="276" w:lineRule="auto" w:after="0"/>
+        <w:ind w:firstLine="420"/>
       </w:pPr>
       <w:r>
         <w:rPr>
@@ -908,7 +916,7 @@
       </w:pPr>
       <w:r>
         <w:rPr>
-          <w:rFonts w:ascii="黑体" w:hAnsi="黑体" w:eastAsia="黑体"/>
+          <w:rFonts w:ascii="宋体" w:hAnsi="宋体" w:eastAsia="宋体"/>
         </w:rPr>
         <w:t xml:space="preserve">2. 开题以来已完成的工作</w:t>
       </w:r>
@@ -920,7 +928,7 @@
       </w:pPr>
       <w:r>
         <w:rPr>
-          <w:rFonts w:ascii="黑体" w:hAnsi="黑体" w:eastAsia="黑体"/>
+          <w:rFonts w:ascii="宋体" w:hAnsi="宋体" w:eastAsia="宋体"/>
         </w:rPr>
         <w:t xml:space="preserve">2.1 文档与规范工作</w:t>
       </w:r>
@@ -932,6 +940,8 @@
           <w:numId w:val="1001"/>
         </w:numPr>
         <w:pStyle w:val="Compact"/>
+        <w:spacing w:line="276" w:lineRule="auto" w:after="0"/>
+        <w:ind w:firstLine="420"/>
       </w:pPr>
       <w:r>
         <w:rPr>
@@ -947,6 +957,8 @@
           <w:numId w:val="1001"/>
         </w:numPr>
         <w:pStyle w:val="Compact"/>
+        <w:spacing w:line="276" w:lineRule="auto" w:after="0"/>
+        <w:ind w:firstLine="420"/>
       </w:pPr>
       <w:r>
         <w:rPr>
@@ -986,6 +998,8 @@
           <w:numId w:val="1001"/>
         </w:numPr>
         <w:pStyle w:val="Compact"/>
+        <w:spacing w:line="276" w:lineRule="auto" w:after="0"/>
+        <w:ind w:firstLine="420"/>
       </w:pPr>
       <w:r>
         <w:rPr>
@@ -1001,6 +1015,8 @@
           <w:numId w:val="1001"/>
         </w:numPr>
         <w:pStyle w:val="Compact"/>
+        <w:spacing w:line="276" w:lineRule="auto" w:after="0"/>
+        <w:ind w:firstLine="420"/>
       </w:pPr>
       <w:r>
         <w:rPr>
@@ -1017,7 +1033,7 @@
       </w:pPr>
       <w:r>
         <w:rPr>
-          <w:rFonts w:ascii="黑体" w:hAnsi="黑体" w:eastAsia="黑体"/>
+          <w:rFonts w:ascii="宋体" w:hAnsi="宋体" w:eastAsia="宋体"/>
         </w:rPr>
         <w:t xml:space="preserve">2.2 工程框架工作</w:t>
       </w:r>
@@ -1029,6 +1045,8 @@
           <w:numId w:val="1002"/>
         </w:numPr>
         <w:pStyle w:val="Compact"/>
+        <w:spacing w:line="276" w:lineRule="auto" w:after="0"/>
+        <w:ind w:firstLine="420"/>
       </w:pPr>
       <w:r>
         <w:rPr>
@@ -1069,6 +1087,8 @@
           <w:numId w:val="1002"/>
         </w:numPr>
         <w:pStyle w:val="Compact"/>
+        <w:spacing w:line="276" w:lineRule="auto" w:after="0"/>
+        <w:ind w:firstLine="420"/>
       </w:pPr>
       <w:r>
         <w:rPr>
@@ -1084,6 +1104,8 @@
           <w:numId w:val="1002"/>
         </w:numPr>
         <w:pStyle w:val="Compact"/>
+        <w:spacing w:line="276" w:lineRule="auto" w:after="0"/>
+        <w:ind w:firstLine="420"/>
       </w:pPr>
       <w:r>
         <w:rPr>
@@ -1100,7 +1122,7 @@
       </w:pPr>
       <w:r>
         <w:rPr>
-          <w:rFonts w:ascii="黑体" w:hAnsi="黑体" w:eastAsia="黑体"/>
+          <w:rFonts w:ascii="宋体" w:hAnsi="宋体" w:eastAsia="宋体"/>
         </w:rPr>
         <w:t xml:space="preserve">2.3 数据主线工作</w:t>
       </w:r>
@@ -1112,6 +1134,8 @@
           <w:numId w:val="1003"/>
         </w:numPr>
         <w:pStyle w:val="Compact"/>
+        <w:spacing w:line="276" w:lineRule="auto" w:after="0"/>
+        <w:ind w:firstLine="420"/>
       </w:pPr>
       <w:r>
         <w:rPr>
@@ -1127,6 +1151,8 @@
           <w:numId w:val="1003"/>
         </w:numPr>
         <w:pStyle w:val="Compact"/>
+        <w:spacing w:line="276" w:lineRule="auto" w:after="0"/>
+        <w:ind w:firstLine="420"/>
       </w:pPr>
       <w:r>
         <w:rPr>
@@ -1142,6 +1168,8 @@
           <w:numId w:val="1003"/>
         </w:numPr>
         <w:pStyle w:val="Compact"/>
+        <w:spacing w:line="276" w:lineRule="auto" w:after="0"/>
+        <w:ind w:firstLine="420"/>
       </w:pPr>
       <w:r>
         <w:rPr>
@@ -1157,6 +1185,8 @@
           <w:numId w:val="1003"/>
         </w:numPr>
         <w:pStyle w:val="Compact"/>
+        <w:spacing w:line="276" w:lineRule="auto" w:after="0"/>
+        <w:ind w:firstLine="420"/>
       </w:pPr>
       <w:r>
         <w:rPr>
@@ -1174,7 +1204,7 @@
       </w:pPr>
       <w:r>
         <w:rPr>
-          <w:rFonts w:ascii="黑体" w:hAnsi="黑体" w:eastAsia="黑体"/>
+          <w:rFonts w:ascii="宋体" w:hAnsi="宋体" w:eastAsia="宋体"/>
         </w:rPr>
         <w:t xml:space="preserve">3. 当前阶段成果展示</w:t>
       </w:r>
@@ -1186,7 +1216,7 @@
       </w:pPr>
       <w:r>
         <w:rPr>
-          <w:rFonts w:ascii="黑体" w:hAnsi="黑体" w:eastAsia="黑体"/>
+          <w:rFonts w:ascii="宋体" w:hAnsi="宋体" w:eastAsia="宋体"/>
         </w:rPr>
         <w:t xml:space="preserve">3.1 已形成的系统能力</w:t>
       </w:r>
@@ -1194,6 +1224,8 @@
     <w:p>
       <w:pPr>
         <w:pStyle w:val="FirstParagraph"/>
+        <w:spacing w:line="276" w:lineRule="auto" w:after="0"/>
+        <w:ind w:firstLine="420"/>
       </w:pPr>
       <w:r>
         <w:rPr>
@@ -1209,6 +1241,8 @@
           <w:numId w:val="1004"/>
         </w:numPr>
         <w:pStyle w:val="Compact"/>
+        <w:spacing w:line="276" w:lineRule="auto" w:after="0"/>
+        <w:ind w:firstLine="420"/>
       </w:pPr>
       <w:r>
         <w:rPr>
@@ -1224,6 +1258,8 @@
           <w:numId w:val="1004"/>
         </w:numPr>
         <w:pStyle w:val="Compact"/>
+        <w:spacing w:line="276" w:lineRule="auto" w:after="0"/>
+        <w:ind w:firstLine="420"/>
       </w:pPr>
       <w:r>
         <w:rPr>
@@ -1239,6 +1275,8 @@
           <w:numId w:val="1004"/>
         </w:numPr>
         <w:pStyle w:val="Compact"/>
+        <w:spacing w:line="276" w:lineRule="auto" w:after="0"/>
+        <w:ind w:firstLine="420"/>
       </w:pPr>
       <w:r>
         <w:rPr>
@@ -1254,6 +1292,8 @@
           <w:numId w:val="1004"/>
         </w:numPr>
         <w:pStyle w:val="Compact"/>
+        <w:spacing w:line="276" w:lineRule="auto" w:after="0"/>
+        <w:ind w:firstLine="420"/>
       </w:pPr>
       <w:r>
         <w:rPr>
@@ -1269,6 +1309,8 @@
           <w:numId w:val="1004"/>
         </w:numPr>
         <w:pStyle w:val="Compact"/>
+        <w:spacing w:line="276" w:lineRule="auto" w:after="0"/>
+        <w:ind w:firstLine="420"/>
       </w:pPr>
       <w:r>
         <w:rPr>
@@ -1284,6 +1326,8 @@
           <w:numId w:val="1004"/>
         </w:numPr>
         <w:pStyle w:val="Compact"/>
+        <w:spacing w:line="276" w:lineRule="auto" w:after="0"/>
+        <w:ind w:firstLine="420"/>
       </w:pPr>
       <w:r>
         <w:rPr>
@@ -1299,6 +1343,8 @@
           <w:numId w:val="1004"/>
         </w:numPr>
         <w:pStyle w:val="Compact"/>
+        <w:spacing w:line="276" w:lineRule="auto" w:after="0"/>
+        <w:ind w:firstLine="420"/>
       </w:pPr>
       <w:r>
         <w:rPr>
@@ -1315,7 +1361,7 @@
       </w:pPr>
       <w:r>
         <w:rPr>
-          <w:rFonts w:ascii="黑体" w:hAnsi="黑体" w:eastAsia="黑体"/>
+          <w:rFonts w:ascii="宋体" w:hAnsi="宋体" w:eastAsia="宋体"/>
         </w:rPr>
         <w:t xml:space="preserve">3.2 当前可验证结果</w:t>
       </w:r>
@@ -1323,6 +1369,8 @@
     <w:p>
       <w:pPr>
         <w:pStyle w:val="FirstParagraph"/>
+        <w:spacing w:line="276" w:lineRule="auto" w:after="0"/>
+        <w:ind w:firstLine="420"/>
       </w:pPr>
       <w:r>
         <w:rPr>
@@ -1340,7 +1388,7 @@
       </w:pPr>
       <w:r>
         <w:rPr>
-          <w:rFonts w:ascii="黑体" w:hAnsi="黑体" w:eastAsia="黑体"/>
+          <w:rFonts w:ascii="宋体" w:hAnsi="宋体" w:eastAsia="宋体"/>
         </w:rPr>
         <w:t xml:space="preserve">4. 已完成的模块与功能说明</w:t>
       </w:r>
@@ -1351,19 +1399,19 @@
         <w:tblW w:type="pct" w:w="0.0"/>
         <w:tblLook w:firstRow="1" w:lastRow="0" w:firstColumn="0" w:lastColumn="0" w:noHBand="0" w:noVBand="0" w:val="0020"/>
         <w:tblBorders>
-          <w:top w:val="single" w:sz="4" w:space="0" w:color="BFBFBF"/>
-          <w:left w:val="single" w:sz="4" w:space="0" w:color="BFBFBF"/>
-          <w:bottom w:val="single" w:sz="4" w:space="0" w:color="BFBFBF"/>
-          <w:right w:val="single" w:sz="4" w:space="0" w:color="BFBFBF"/>
-          <w:insideH w:val="single" w:sz="4" w:space="0" w:color="BFBFBF"/>
-          <w:insideV w:val="single" w:sz="4" w:space="0" w:color="BFBFBF"/>
+          <w:top w:val="single" w:sz="4" w:space="0" w:color="000000"/>
+          <w:left w:val="single" w:sz="4" w:space="0" w:color="000000"/>
+          <w:bottom w:val="single" w:sz="4" w:space="0" w:color="000000"/>
+          <w:right w:val="single" w:sz="4" w:space="0" w:color="000000"/>
+          <w:insideH w:val="single" w:sz="4" w:space="0" w:color="000000"/>
+          <w:insideV w:val="single" w:sz="4" w:space="0" w:color="000000"/>
         </w:tblBorders>
       </w:tblPr>
       <w:tblGrid/>
       <w:tr>
         <w:tc>
           <w:tcPr>
-            <w:shd w:fill="EAEAEA"/>
+            <w:shd w:fill="FFFFFF"/>
           </w:tcPr>
           <w:p>
             <w:pPr>
@@ -1374,7 +1422,8 @@
             <w:r>
               <w:rPr>
                 <w:rFonts w:ascii="宋体" w:hAnsi="宋体" w:eastAsia="宋体"/>
-                <w:sz w:val="19"/>
+                <w:b/>
+                <w:sz w:val="21"/>
               </w:rPr>
               <w:t xml:space="preserve">模块</w:t>
             </w:r>
@@ -1382,7 +1431,7 @@
         </w:tc>
         <w:tc>
           <w:tcPr>
-            <w:shd w:fill="EAEAEA"/>
+            <w:shd w:fill="FFFFFF"/>
           </w:tcPr>
           <w:p>
             <w:pPr>
@@ -1393,7 +1442,8 @@
             <w:r>
               <w:rPr>
                 <w:rFonts w:ascii="宋体" w:hAnsi="宋体" w:eastAsia="宋体"/>
-                <w:sz w:val="19"/>
+                <w:b/>
+                <w:sz w:val="21"/>
               </w:rPr>
               <w:t xml:space="preserve">中期完成情况</w:t>
             </w:r>
@@ -1401,7 +1451,7 @@
         </w:tc>
         <w:tc>
           <w:tcPr>
-            <w:shd w:fill="EAEAEA"/>
+            <w:shd w:fill="FFFFFF"/>
           </w:tcPr>
           <w:p>
             <w:pPr>
@@ -1412,7 +1462,8 @@
             <w:r>
               <w:rPr>
                 <w:rFonts w:ascii="宋体" w:hAnsi="宋体" w:eastAsia="宋体"/>
-                <w:sz w:val="19"/>
+                <w:b/>
+                <w:sz w:val="21"/>
               </w:rPr>
               <w:t xml:space="preserve">当前状态</w:t>
             </w:r>
@@ -1430,7 +1481,7 @@
             <w:r>
               <w:rPr>
                 <w:rFonts w:ascii="宋体" w:hAnsi="宋体" w:eastAsia="宋体"/>
-                <w:sz w:val="19"/>
+                <w:sz w:val="21"/>
               </w:rPr>
               <w:t xml:space="preserve">M1 数据接入与管理</w:t>
             </w:r>
@@ -1446,7 +1497,7 @@
             <w:r>
               <w:rPr>
                 <w:rFonts w:ascii="宋体" w:hAnsi="宋体" w:eastAsia="宋体"/>
-                <w:sz w:val="19"/>
+                <w:sz w:val="21"/>
               </w:rPr>
               <w:t xml:space="preserve">数据集加载、导入导出、元数据抽象完成</w:t>
             </w:r>
@@ -1462,7 +1513,7 @@
             <w:r>
               <w:rPr>
                 <w:rFonts w:ascii="宋体" w:hAnsi="宋体" w:eastAsia="宋体"/>
-                <w:sz w:val="19"/>
+                <w:sz w:val="21"/>
               </w:rPr>
               <w:t xml:space="preserve">已完成主流程</w:t>
             </w:r>
@@ -1480,7 +1531,7 @@
             <w:r>
               <w:rPr>
                 <w:rFonts w:ascii="宋体" w:hAnsi="宋体" w:eastAsia="宋体"/>
-                <w:sz w:val="19"/>
+                <w:sz w:val="21"/>
               </w:rPr>
               <w:t xml:space="preserve">M2 预处理与特征工程</w:t>
             </w:r>
@@ -1496,7 +1547,7 @@
             <w:r>
               <w:rPr>
                 <w:rFonts w:ascii="宋体" w:hAnsi="宋体" w:eastAsia="宋体"/>
-                <w:sz w:val="19"/>
+                <w:sz w:val="21"/>
               </w:rPr>
               <w:t xml:space="preserve">滑动窗口、归一化、统计特征、频域特征完成</w:t>
             </w:r>
@@ -1512,7 +1563,7 @@
             <w:r>
               <w:rPr>
                 <w:rFonts w:ascii="宋体" w:hAnsi="宋体" w:eastAsia="宋体"/>
-                <w:sz w:val="19"/>
+                <w:sz w:val="21"/>
               </w:rPr>
               <w:t xml:space="preserve">已完成主流程</w:t>
             </w:r>
@@ -1530,7 +1581,7 @@
             <w:r>
               <w:rPr>
                 <w:rFonts w:ascii="宋体" w:hAnsi="宋体" w:eastAsia="宋体"/>
-                <w:sz w:val="19"/>
+                <w:sz w:val="21"/>
               </w:rPr>
               <w:t xml:space="preserve">M3 退化阶段划分与标签构造</w:t>
             </w:r>
@@ -1546,7 +1597,7 @@
             <w:r>
               <w:rPr>
                 <w:rFonts w:ascii="宋体" w:hAnsi="宋体" w:eastAsia="宋体"/>
-                <w:sz w:val="19"/>
+                <w:sz w:val="21"/>
               </w:rPr>
               <w:t xml:space="preserve">RUL 标签完成，3sigma、FPT、HI 序列已初步实现</w:t>
             </w:r>
@@ -1562,7 +1613,7 @@
             <w:r>
               <w:rPr>
                 <w:rFonts w:ascii="宋体" w:hAnsi="宋体" w:eastAsia="宋体"/>
-                <w:sz w:val="19"/>
+                <w:sz w:val="21"/>
               </w:rPr>
               <w:t xml:space="preserve">已完成主流程，阈值解释待继续验证</w:t>
             </w:r>
@@ -1580,7 +1631,7 @@
             <w:r>
               <w:rPr>
                 <w:rFonts w:ascii="宋体" w:hAnsi="宋体" w:eastAsia="宋体"/>
-                <w:sz w:val="19"/>
+                <w:sz w:val="21"/>
               </w:rPr>
               <w:t xml:space="preserve">M4 模型训练与预测</w:t>
             </w:r>
@@ -1596,7 +1647,7 @@
             <w:r>
               <w:rPr>
                 <w:rFonts w:ascii="宋体" w:hAnsi="宋体" w:eastAsia="宋体"/>
-                <w:sz w:val="19"/>
+                <w:sz w:val="21"/>
               </w:rPr>
               <w:t xml:space="preserve">多模型训练、回调和预测策略已接入</w:t>
             </w:r>
@@ -1612,7 +1663,7 @@
             <w:r>
               <w:rPr>
                 <w:rFonts w:ascii="宋体" w:hAnsi="宋体" w:eastAsia="宋体"/>
-                <w:sz w:val="19"/>
+                <w:sz w:val="21"/>
               </w:rPr>
               <w:t xml:space="preserve">已完成主流程，复杂模型需后续实验验证</w:t>
             </w:r>
@@ -1630,7 +1681,7 @@
             <w:r>
               <w:rPr>
                 <w:rFonts w:ascii="宋体" w:hAnsi="宋体" w:eastAsia="宋体"/>
-                <w:sz w:val="19"/>
+                <w:sz w:val="21"/>
               </w:rPr>
               <w:t xml:space="preserve">M5 评估、可视化与实验管理</w:t>
             </w:r>
@@ -1646,7 +1697,7 @@
             <w:r>
               <w:rPr>
                 <w:rFonts w:ascii="宋体" w:hAnsi="宋体" w:eastAsia="宋体"/>
-                <w:sz w:val="19"/>
+                <w:sz w:val="21"/>
               </w:rPr>
               <w:t xml:space="preserve">指标计算、图表导出、实验记录完成</w:t>
             </w:r>
@@ -1662,7 +1713,7 @@
             <w:r>
               <w:rPr>
                 <w:rFonts w:ascii="宋体" w:hAnsi="宋体" w:eastAsia="宋体"/>
-                <w:sz w:val="19"/>
+                <w:sz w:val="21"/>
               </w:rPr>
               <w:t xml:space="preserve">已完成主流程，展示材料待持续优化</w:t>
             </w:r>
@@ -1678,7 +1729,7 @@
       </w:pPr>
       <w:r>
         <w:rPr>
-          <w:rFonts w:ascii="黑体" w:hAnsi="黑体" w:eastAsia="黑体"/>
+          <w:rFonts w:ascii="宋体" w:hAnsi="宋体" w:eastAsia="宋体"/>
         </w:rPr>
         <w:t xml:space="preserve">5. 数据部分的进展情况</w:t>
       </w:r>
@@ -1686,6 +1737,8 @@
     <w:p>
       <w:pPr>
         <w:pStyle w:val="FirstParagraph"/>
+        <w:spacing w:line="276" w:lineRule="auto" w:after="0"/>
+        <w:ind w:firstLine="420"/>
       </w:pPr>
       <w:r>
         <w:rPr>
@@ -1701,6 +1754,8 @@
           <w:numId w:val="1005"/>
         </w:numPr>
         <w:pStyle w:val="Compact"/>
+        <w:spacing w:line="276" w:lineRule="auto" w:after="0"/>
+        <w:ind w:firstLine="420"/>
       </w:pPr>
       <w:r>
         <w:rPr>
@@ -1716,6 +1771,8 @@
           <w:numId w:val="1005"/>
         </w:numPr>
         <w:pStyle w:val="Compact"/>
+        <w:spacing w:line="276" w:lineRule="auto" w:after="0"/>
+        <w:ind w:firstLine="420"/>
       </w:pPr>
       <w:r>
         <w:rPr>
@@ -1731,6 +1788,8 @@
           <w:numId w:val="1005"/>
         </w:numPr>
         <w:pStyle w:val="Compact"/>
+        <w:spacing w:line="276" w:lineRule="auto" w:after="0"/>
+        <w:ind w:firstLine="420"/>
       </w:pPr>
       <w:r>
         <w:rPr>
@@ -1771,6 +1830,8 @@
           <w:numId w:val="1005"/>
         </w:numPr>
         <w:pStyle w:val="Compact"/>
+        <w:spacing w:line="276" w:lineRule="auto" w:after="0"/>
+        <w:ind w:firstLine="420"/>
       </w:pPr>
       <w:r>
         <w:rPr>
@@ -1834,6 +1895,8 @@
           <w:numId w:val="1005"/>
         </w:numPr>
         <w:pStyle w:val="Compact"/>
+        <w:spacing w:line="276" w:lineRule="auto" w:after="0"/>
+        <w:ind w:firstLine="420"/>
       </w:pPr>
       <w:r>
         <w:rPr>
@@ -1845,6 +1908,8 @@
     <w:p>
       <w:pPr>
         <w:pStyle w:val="FirstParagraph"/>
+        <w:spacing w:line="276" w:lineRule="auto" w:after="0"/>
+        <w:ind w:firstLine="420"/>
       </w:pPr>
       <w:r>
         <w:rPr>
@@ -1860,7 +1925,7 @@
       </w:pPr>
       <w:r>
         <w:rPr>
-          <w:rFonts w:ascii="黑体" w:hAnsi="黑体" w:eastAsia="黑体"/>
+          <w:rFonts w:ascii="宋体" w:hAnsi="宋体" w:eastAsia="宋体"/>
         </w:rPr>
         <w:t xml:space="preserve">5.1 数据理解阶段性结论</w:t>
       </w:r>
@@ -1868,6 +1933,8 @@
     <w:p>
       <w:pPr>
         <w:pStyle w:val="FirstParagraph"/>
+        <w:spacing w:line="276" w:lineRule="auto" w:after="0"/>
+        <w:ind w:firstLine="420"/>
       </w:pPr>
       <w:r>
         <w:rPr>
@@ -1904,6 +1971,8 @@
     <w:p>
       <w:pPr>
         <w:pStyle w:val="BodyText"/>
+        <w:spacing w:line="276" w:lineRule="auto" w:after="0"/>
+        <w:ind w:firstLine="420"/>
       </w:pPr>
       <w:r>
         <w:rPr>
@@ -1921,7 +1990,7 @@
       </w:pPr>
       <w:r>
         <w:rPr>
-          <w:rFonts w:ascii="黑体" w:hAnsi="黑体" w:eastAsia="黑体"/>
+          <w:rFonts w:ascii="宋体" w:hAnsi="宋体" w:eastAsia="宋体"/>
         </w:rPr>
         <w:t xml:space="preserve">6. 遇到的问题与原因分析</w:t>
       </w:r>
@@ -1933,7 +2002,7 @@
       </w:pPr>
       <w:r>
         <w:rPr>
-          <w:rFonts w:ascii="黑体" w:hAnsi="黑体" w:eastAsia="黑体"/>
+          <w:rFonts w:ascii="宋体" w:hAnsi="宋体" w:eastAsia="宋体"/>
         </w:rPr>
         <w:t xml:space="preserve">6.1 数据下载与组织问题</w:t>
       </w:r>
@@ -1941,6 +2010,8 @@
     <w:p>
       <w:pPr>
         <w:pStyle w:val="FirstParagraph"/>
+        <w:spacing w:line="276" w:lineRule="auto" w:after="0"/>
+        <w:ind w:firstLine="420"/>
       </w:pPr>
       <w:r>
         <w:rPr>
@@ -1957,7 +2028,7 @@
       </w:pPr>
       <w:r>
         <w:rPr>
-          <w:rFonts w:ascii="黑体" w:hAnsi="黑体" w:eastAsia="黑体"/>
+          <w:rFonts w:ascii="宋体" w:hAnsi="宋体" w:eastAsia="宋体"/>
         </w:rPr>
         <w:t xml:space="preserve">6.2 多模型与统一接口问题</w:t>
       </w:r>
@@ -1965,6 +2036,8 @@
     <w:p>
       <w:pPr>
         <w:pStyle w:val="FirstParagraph"/>
+        <w:spacing w:line="276" w:lineRule="auto" w:after="0"/>
+        <w:ind w:firstLine="420"/>
       </w:pPr>
       <w:r>
         <w:rPr>
@@ -1981,7 +2054,7 @@
       </w:pPr>
       <w:r>
         <w:rPr>
-          <w:rFonts w:ascii="黑体" w:hAnsi="黑体" w:eastAsia="黑体"/>
+          <w:rFonts w:ascii="宋体" w:hAnsi="宋体" w:eastAsia="宋体"/>
         </w:rPr>
         <w:t xml:space="preserve">6.3 文档口径一致性问题</w:t>
       </w:r>
@@ -1989,6 +2062,8 @@
     <w:p>
       <w:pPr>
         <w:pStyle w:val="FirstParagraph"/>
+        <w:spacing w:line="276" w:lineRule="auto" w:after="0"/>
+        <w:ind w:firstLine="420"/>
       </w:pPr>
       <w:r>
         <w:rPr>
@@ -2006,7 +2081,7 @@
       </w:pPr>
       <w:r>
         <w:rPr>
-          <w:rFonts w:ascii="黑体" w:hAnsi="黑体" w:eastAsia="黑体"/>
+          <w:rFonts w:ascii="宋体" w:hAnsi="宋体" w:eastAsia="宋体"/>
         </w:rPr>
         <w:t xml:space="preserve">7. 已采取的解决措施</w:t>
       </w:r>
@@ -2018,6 +2093,8 @@
           <w:numId w:val="1006"/>
         </w:numPr>
         <w:pStyle w:val="Compact"/>
+        <w:spacing w:line="276" w:lineRule="auto" w:after="0"/>
+        <w:ind w:firstLine="420"/>
       </w:pPr>
       <w:r>
         <w:rPr>
@@ -2033,6 +2110,8 @@
           <w:numId w:val="1006"/>
         </w:numPr>
         <w:pStyle w:val="Compact"/>
+        <w:spacing w:line="276" w:lineRule="auto" w:after="0"/>
+        <w:ind w:firstLine="420"/>
       </w:pPr>
       <w:r>
         <w:rPr>
@@ -2048,6 +2127,8 @@
           <w:numId w:val="1006"/>
         </w:numPr>
         <w:pStyle w:val="Compact"/>
+        <w:spacing w:line="276" w:lineRule="auto" w:after="0"/>
+        <w:ind w:firstLine="420"/>
       </w:pPr>
       <w:r>
         <w:rPr>
@@ -2063,6 +2144,8 @@
           <w:numId w:val="1006"/>
         </w:numPr>
         <w:pStyle w:val="Compact"/>
+        <w:spacing w:line="276" w:lineRule="auto" w:after="0"/>
+        <w:ind w:firstLine="420"/>
       </w:pPr>
       <w:r>
         <w:rPr>
@@ -2078,7 +2161,7 @@
       </w:pPr>
       <w:r>
         <w:rPr>
-          <w:rFonts w:ascii="黑体" w:hAnsi="黑体" w:eastAsia="黑体"/>
+          <w:rFonts w:ascii="宋体" w:hAnsi="宋体" w:eastAsia="宋体"/>
         </w:rPr>
         <w:t xml:space="preserve">7.1 关键难点处理进展</w:t>
       </w:r>
@@ -2089,19 +2172,19 @@
         <w:tblW w:type="pct" w:w="0.0"/>
         <w:tblLook w:firstRow="1" w:lastRow="0" w:firstColumn="0" w:lastColumn="0" w:noHBand="0" w:noVBand="0" w:val="0020"/>
         <w:tblBorders>
-          <w:top w:val="single" w:sz="4" w:space="0" w:color="BFBFBF"/>
-          <w:left w:val="single" w:sz="4" w:space="0" w:color="BFBFBF"/>
-          <w:bottom w:val="single" w:sz="4" w:space="0" w:color="BFBFBF"/>
-          <w:right w:val="single" w:sz="4" w:space="0" w:color="BFBFBF"/>
-          <w:insideH w:val="single" w:sz="4" w:space="0" w:color="BFBFBF"/>
-          <w:insideV w:val="single" w:sz="4" w:space="0" w:color="BFBFBF"/>
+          <w:top w:val="single" w:sz="4" w:space="0" w:color="000000"/>
+          <w:left w:val="single" w:sz="4" w:space="0" w:color="000000"/>
+          <w:bottom w:val="single" w:sz="4" w:space="0" w:color="000000"/>
+          <w:right w:val="single" w:sz="4" w:space="0" w:color="000000"/>
+          <w:insideH w:val="single" w:sz="4" w:space="0" w:color="000000"/>
+          <w:insideV w:val="single" w:sz="4" w:space="0" w:color="000000"/>
         </w:tblBorders>
       </w:tblPr>
       <w:tblGrid/>
       <w:tr>
         <w:tc>
           <w:tcPr>
-            <w:shd w:fill="EAEAEA"/>
+            <w:shd w:fill="FFFFFF"/>
           </w:tcPr>
           <w:p>
             <w:pPr>
@@ -2112,7 +2195,8 @@
             <w:r>
               <w:rPr>
                 <w:rFonts w:ascii="宋体" w:hAnsi="宋体" w:eastAsia="宋体"/>
-                <w:sz w:val="19"/>
+                <w:b/>
+                <w:sz w:val="21"/>
               </w:rPr>
               <w:t xml:space="preserve">难点</w:t>
             </w:r>
@@ -2120,7 +2204,7 @@
         </w:tc>
         <w:tc>
           <w:tcPr>
-            <w:shd w:fill="EAEAEA"/>
+            <w:shd w:fill="FFFFFF"/>
           </w:tcPr>
           <w:p>
             <w:pPr>
@@ -2131,7 +2215,8 @@
             <w:r>
               <w:rPr>
                 <w:rFonts w:ascii="宋体" w:hAnsi="宋体" w:eastAsia="宋体"/>
-                <w:sz w:val="19"/>
+                <w:b/>
+                <w:sz w:val="21"/>
               </w:rPr>
               <w:t xml:space="preserve">中期状态</w:t>
             </w:r>
@@ -2139,7 +2224,7 @@
         </w:tc>
         <w:tc>
           <w:tcPr>
-            <w:shd w:fill="EAEAEA"/>
+            <w:shd w:fill="FFFFFF"/>
           </w:tcPr>
           <w:p>
             <w:pPr>
@@ -2150,7 +2235,8 @@
             <w:r>
               <w:rPr>
                 <w:rFonts w:ascii="宋体" w:hAnsi="宋体" w:eastAsia="宋体"/>
-                <w:sz w:val="19"/>
+                <w:b/>
+                <w:sz w:val="21"/>
               </w:rPr>
               <w:t xml:space="preserve">后续处理</w:t>
             </w:r>
@@ -2168,7 +2254,7 @@
             <w:r>
               <w:rPr>
                 <w:rFonts w:ascii="宋体" w:hAnsi="宋体" w:eastAsia="宋体"/>
-                <w:sz w:val="19"/>
+                <w:sz w:val="21"/>
               </w:rPr>
               <w:t xml:space="preserve">数据格式差异</w:t>
             </w:r>
@@ -2184,7 +2270,7 @@
             <w:r>
               <w:rPr>
                 <w:rFonts w:ascii="宋体" w:hAnsi="宋体" w:eastAsia="宋体"/>
-                <w:sz w:val="19"/>
+                <w:sz w:val="21"/>
               </w:rPr>
               <w:t xml:space="preserve">已完成统一实体设计和 loader 初步实现</w:t>
             </w:r>
@@ -2200,7 +2286,7 @@
             <w:r>
               <w:rPr>
                 <w:rFonts w:ascii="宋体" w:hAnsi="宋体" w:eastAsia="宋体"/>
-                <w:sz w:val="19"/>
+                <w:sz w:val="21"/>
               </w:rPr>
               <w:t xml:space="preserve">补充真实目录 smoke test 和详细数据文档</w:t>
             </w:r>
@@ -2218,7 +2304,7 @@
             <w:r>
               <w:rPr>
                 <w:rFonts w:ascii="宋体" w:hAnsi="宋体" w:eastAsia="宋体"/>
-                <w:sz w:val="19"/>
+                <w:sz w:val="21"/>
               </w:rPr>
               <w:t xml:space="preserve">特征维度与解释</w:t>
             </w:r>
@@ -2234,7 +2320,7 @@
             <w:r>
               <w:rPr>
                 <w:rFonts w:ascii="宋体" w:hAnsi="宋体" w:eastAsia="宋体"/>
-                <w:sz w:val="19"/>
+                <w:sz w:val="21"/>
               </w:rPr>
               <w:t xml:space="preserve">已确定时域/频域基础特征</w:t>
             </w:r>
@@ -2250,7 +2336,7 @@
             <w:r>
               <w:rPr>
                 <w:rFonts w:ascii="宋体" w:hAnsi="宋体" w:eastAsia="宋体"/>
-                <w:sz w:val="19"/>
+                <w:sz w:val="21"/>
               </w:rPr>
               <w:t xml:space="preserve">增加特征趋势图和跨数据集特征导出 notebook</w:t>
             </w:r>
@@ -2268,7 +2354,7 @@
             <w:r>
               <w:rPr>
                 <w:rFonts w:ascii="宋体" w:hAnsi="宋体" w:eastAsia="宋体"/>
-                <w:sz w:val="19"/>
+                <w:sz w:val="21"/>
               </w:rPr>
               <w:t xml:space="preserve">RUL 标签单位</w:t>
             </w:r>
@@ -2284,7 +2370,7 @@
             <w:r>
               <w:rPr>
                 <w:rFonts w:ascii="宋体" w:hAnsi="宋体" w:eastAsia="宋体"/>
-                <w:sz w:val="19"/>
+                <w:sz w:val="21"/>
               </w:rPr>
               <w:t xml:space="preserve">已明确快照级和时间级需要区分</w:t>
             </w:r>
@@ -2300,7 +2386,7 @@
             <w:r>
               <w:rPr>
                 <w:rFonts w:ascii="宋体" w:hAnsi="宋体" w:eastAsia="宋体"/>
-                <w:sz w:val="19"/>
+                <w:sz w:val="21"/>
               </w:rPr>
               <w:t xml:space="preserve">在 labeler 和文档中保留单位说明</w:t>
             </w:r>
@@ -2318,7 +2404,7 @@
             <w:r>
               <w:rPr>
                 <w:rFonts w:ascii="宋体" w:hAnsi="宋体" w:eastAsia="宋体"/>
-                <w:sz w:val="19"/>
+                <w:sz w:val="21"/>
               </w:rPr>
               <w:t xml:space="preserve">训练输出追踪</w:t>
             </w:r>
@@ -2334,7 +2420,7 @@
             <w:r>
               <w:rPr>
                 <w:rFonts w:ascii="宋体" w:hAnsi="宋体" w:eastAsia="宋体"/>
-                <w:sz w:val="19"/>
+                <w:sz w:val="21"/>
               </w:rPr>
               <w:t xml:space="preserve">已设计输出目录结构</w:t>
             </w:r>
@@ -2350,7 +2436,7 @@
             <w:r>
               <w:rPr>
                 <w:rFonts w:ascii="宋体" w:hAnsi="宋体" w:eastAsia="宋体"/>
-                <w:sz w:val="19"/>
+                <w:sz w:val="21"/>
               </w:rPr>
               <w:t xml:space="preserve">后续补充 metrics、predictions 和 history 的落盘检查</w:t>
             </w:r>
@@ -2367,7 +2453,7 @@
       </w:pPr>
       <w:r>
         <w:rPr>
-          <w:rFonts w:ascii="黑体" w:hAnsi="黑体" w:eastAsia="黑体"/>
+          <w:rFonts w:ascii="宋体" w:hAnsi="宋体" w:eastAsia="宋体"/>
         </w:rPr>
         <w:t xml:space="preserve">8. 后续工作计划</w:t>
       </w:r>
@@ -2375,6 +2461,8 @@
     <w:p>
       <w:pPr>
         <w:pStyle w:val="FirstParagraph"/>
+        <w:spacing w:line="276" w:lineRule="auto" w:after="0"/>
+        <w:ind w:firstLine="420"/>
       </w:pPr>
       <w:r>
         <w:rPr>
@@ -2438,6 +2526,8 @@
           <w:numId w:val="1007"/>
         </w:numPr>
         <w:pStyle w:val="Compact"/>
+        <w:spacing w:line="276" w:lineRule="auto" w:after="0"/>
+        <w:ind w:firstLine="420"/>
       </w:pPr>
       <w:r>
         <w:rPr>
@@ -2453,6 +2543,8 @@
           <w:numId w:val="1007"/>
         </w:numPr>
         <w:pStyle w:val="Compact"/>
+        <w:spacing w:line="276" w:lineRule="auto" w:after="0"/>
+        <w:ind w:firstLine="420"/>
       </w:pPr>
       <w:r>
         <w:rPr>
@@ -2468,6 +2560,8 @@
           <w:numId w:val="1007"/>
         </w:numPr>
         <w:pStyle w:val="Compact"/>
+        <w:spacing w:line="276" w:lineRule="auto" w:after="0"/>
+        <w:ind w:firstLine="420"/>
       </w:pPr>
       <w:r>
         <w:rPr>
@@ -2483,6 +2577,8 @@
           <w:numId w:val="1007"/>
         </w:numPr>
         <w:pStyle w:val="Compact"/>
+        <w:spacing w:line="276" w:lineRule="auto" w:after="0"/>
+        <w:ind w:firstLine="420"/>
       </w:pPr>
       <w:r>
         <w:rPr>
@@ -2498,6 +2594,8 @@
           <w:numId w:val="1007"/>
         </w:numPr>
         <w:pStyle w:val="Compact"/>
+        <w:spacing w:line="276" w:lineRule="auto" w:after="0"/>
+        <w:ind w:firstLine="420"/>
       </w:pPr>
       <w:r>
         <w:rPr>
@@ -2514,7 +2612,7 @@
       </w:pPr>
       <w:r>
         <w:rPr>
-          <w:rFonts w:ascii="黑体" w:hAnsi="黑体" w:eastAsia="黑体"/>
+          <w:rFonts w:ascii="宋体" w:hAnsi="宋体" w:eastAsia="宋体"/>
         </w:rPr>
         <w:t xml:space="preserve">9. 当前项目风险与应对策略</w:t>
       </w:r>
@@ -2525,19 +2623,19 @@
         <w:tblW w:type="pct" w:w="0.0"/>
         <w:tblLook w:firstRow="1" w:lastRow="0" w:firstColumn="0" w:lastColumn="0" w:noHBand="0" w:noVBand="0" w:val="0020"/>
         <w:tblBorders>
-          <w:top w:val="single" w:sz="4" w:space="0" w:color="BFBFBF"/>
-          <w:left w:val="single" w:sz="4" w:space="0" w:color="BFBFBF"/>
-          <w:bottom w:val="single" w:sz="4" w:space="0" w:color="BFBFBF"/>
-          <w:right w:val="single" w:sz="4" w:space="0" w:color="BFBFBF"/>
-          <w:insideH w:val="single" w:sz="4" w:space="0" w:color="BFBFBF"/>
-          <w:insideV w:val="single" w:sz="4" w:space="0" w:color="BFBFBF"/>
+          <w:top w:val="single" w:sz="4" w:space="0" w:color="000000"/>
+          <w:left w:val="single" w:sz="4" w:space="0" w:color="000000"/>
+          <w:bottom w:val="single" w:sz="4" w:space="0" w:color="000000"/>
+          <w:right w:val="single" w:sz="4" w:space="0" w:color="000000"/>
+          <w:insideH w:val="single" w:sz="4" w:space="0" w:color="000000"/>
+          <w:insideV w:val="single" w:sz="4" w:space="0" w:color="000000"/>
         </w:tblBorders>
       </w:tblPr>
       <w:tblGrid/>
       <w:tr>
         <w:tc>
           <w:tcPr>
-            <w:shd w:fill="EAEAEA"/>
+            <w:shd w:fill="FFFFFF"/>
           </w:tcPr>
           <w:p>
             <w:pPr>
@@ -2548,7 +2646,8 @@
             <w:r>
               <w:rPr>
                 <w:rFonts w:ascii="宋体" w:hAnsi="宋体" w:eastAsia="宋体"/>
-                <w:sz w:val="19"/>
+                <w:b/>
+                <w:sz w:val="21"/>
               </w:rPr>
               <w:t xml:space="preserve">风险</w:t>
             </w:r>
@@ -2556,7 +2655,7 @@
         </w:tc>
         <w:tc>
           <w:tcPr>
-            <w:shd w:fill="EAEAEA"/>
+            <w:shd w:fill="FFFFFF"/>
           </w:tcPr>
           <w:p>
             <w:pPr>
@@ -2567,7 +2666,8 @@
             <w:r>
               <w:rPr>
                 <w:rFonts w:ascii="宋体" w:hAnsi="宋体" w:eastAsia="宋体"/>
-                <w:sz w:val="19"/>
+                <w:b/>
+                <w:sz w:val="21"/>
               </w:rPr>
               <w:t xml:space="preserve">当前情况</w:t>
             </w:r>
@@ -2575,7 +2675,7 @@
         </w:tc>
         <w:tc>
           <w:tcPr>
-            <w:shd w:fill="EAEAEA"/>
+            <w:shd w:fill="FFFFFF"/>
           </w:tcPr>
           <w:p>
             <w:pPr>
@@ -2586,7 +2686,8 @@
             <w:r>
               <w:rPr>
                 <w:rFonts w:ascii="宋体" w:hAnsi="宋体" w:eastAsia="宋体"/>
-                <w:sz w:val="19"/>
+                <w:b/>
+                <w:sz w:val="21"/>
               </w:rPr>
               <w:t xml:space="preserve">应对策略</w:t>
             </w:r>
@@ -2604,7 +2705,7 @@
             <w:r>
               <w:rPr>
                 <w:rFonts w:ascii="宋体" w:hAnsi="宋体" w:eastAsia="宋体"/>
-                <w:sz w:val="19"/>
+                <w:sz w:val="21"/>
               </w:rPr>
               <w:t xml:space="preserve">文档数量较多，易出现口径不一致</w:t>
             </w:r>
@@ -2620,7 +2721,7 @@
             <w:r>
               <w:rPr>
                 <w:rFonts w:ascii="宋体" w:hAnsi="宋体" w:eastAsia="宋体"/>
-                <w:sz w:val="19"/>
+                <w:sz w:val="21"/>
               </w:rPr>
               <w:t xml:space="preserve">中期后期风险较高</w:t>
             </w:r>
@@ -2636,7 +2737,7 @@
             <w:r>
               <w:rPr>
                 <w:rFonts w:ascii="宋体" w:hAnsi="宋体" w:eastAsia="宋体"/>
-                <w:sz w:val="19"/>
+                <w:sz w:val="21"/>
               </w:rPr>
               <w:t xml:space="preserve">统一模板、统一术语、统一目录</w:t>
             </w:r>
@@ -2654,7 +2755,7 @@
             <w:r>
               <w:rPr>
                 <w:rFonts w:ascii="宋体" w:hAnsi="宋体" w:eastAsia="宋体"/>
-                <w:sz w:val="19"/>
+                <w:sz w:val="21"/>
               </w:rPr>
               <w:t xml:space="preserve">真实数据实验较耗时</w:t>
             </w:r>
@@ -2670,7 +2771,7 @@
             <w:r>
               <w:rPr>
                 <w:rFonts w:ascii="宋体" w:hAnsi="宋体" w:eastAsia="宋体"/>
-                <w:sz w:val="19"/>
+                <w:sz w:val="21"/>
               </w:rPr>
               <w:t xml:space="preserve">已出现</w:t>
             </w:r>
@@ -2686,7 +2787,7 @@
             <w:r>
               <w:rPr>
                 <w:rFonts w:ascii="宋体" w:hAnsi="宋体" w:eastAsia="宋体"/>
-                <w:sz w:val="19"/>
+                <w:sz w:val="21"/>
               </w:rPr>
               <w:t xml:space="preserve">采用小样本先验证、完整实验后补跑</w:t>
             </w:r>
@@ -2704,7 +2805,7 @@
             <w:r>
               <w:rPr>
                 <w:rFonts w:ascii="宋体" w:hAnsi="宋体" w:eastAsia="宋体"/>
-                <w:sz w:val="19"/>
+                <w:sz w:val="21"/>
               </w:rPr>
               <w:t xml:space="preserve">最终 PDF 导出可能出现版式问题</w:t>
             </w:r>
@@ -2720,7 +2821,7 @@
             <w:r>
               <w:rPr>
                 <w:rFonts w:ascii="宋体" w:hAnsi="宋体" w:eastAsia="宋体"/>
-                <w:sz w:val="19"/>
+                <w:sz w:val="21"/>
               </w:rPr>
               <w:t xml:space="preserve">尚未完全处理</w:t>
             </w:r>
@@ -2736,7 +2837,7 @@
             <w:r>
               <w:rPr>
                 <w:rFonts w:ascii="宋体" w:hAnsi="宋体" w:eastAsia="宋体"/>
-                <w:sz w:val="19"/>
+                <w:sz w:val="21"/>
               </w:rPr>
               <w:t xml:space="preserve">使用 Pandoc + XeLaTeX，并做渲染抽查</w:t>
             </w:r>
@@ -2752,7 +2853,7 @@
       </w:pPr>
       <w:r>
         <w:rPr>
-          <w:rFonts w:ascii="黑体" w:hAnsi="黑体" w:eastAsia="黑体"/>
+          <w:rFonts w:ascii="宋体" w:hAnsi="宋体" w:eastAsia="宋体"/>
         </w:rPr>
         <w:t xml:space="preserve">10. 团队成员阶段性任务完成情况</w:t>
       </w:r>
@@ -2763,19 +2864,19 @@
         <w:tblW w:type="pct" w:w="0.0"/>
         <w:tblLook w:firstRow="1" w:lastRow="0" w:firstColumn="0" w:lastColumn="0" w:noHBand="0" w:noVBand="0" w:val="0020"/>
         <w:tblBorders>
-          <w:top w:val="single" w:sz="4" w:space="0" w:color="BFBFBF"/>
-          <w:left w:val="single" w:sz="4" w:space="0" w:color="BFBFBF"/>
-          <w:bottom w:val="single" w:sz="4" w:space="0" w:color="BFBFBF"/>
-          <w:right w:val="single" w:sz="4" w:space="0" w:color="BFBFBF"/>
-          <w:insideH w:val="single" w:sz="4" w:space="0" w:color="BFBFBF"/>
-          <w:insideV w:val="single" w:sz="4" w:space="0" w:color="BFBFBF"/>
+          <w:top w:val="single" w:sz="4" w:space="0" w:color="000000"/>
+          <w:left w:val="single" w:sz="4" w:space="0" w:color="000000"/>
+          <w:bottom w:val="single" w:sz="4" w:space="0" w:color="000000"/>
+          <w:right w:val="single" w:sz="4" w:space="0" w:color="000000"/>
+          <w:insideH w:val="single" w:sz="4" w:space="0" w:color="000000"/>
+          <w:insideV w:val="single" w:sz="4" w:space="0" w:color="000000"/>
         </w:tblBorders>
       </w:tblPr>
       <w:tblGrid/>
       <w:tr>
         <w:tc>
           <w:tcPr>
-            <w:shd w:fill="EAEAEA"/>
+            <w:shd w:fill="FFFFFF"/>
           </w:tcPr>
           <w:p>
             <w:pPr>
@@ -2786,7 +2887,8 @@
             <w:r>
               <w:rPr>
                 <w:rFonts w:ascii="宋体" w:hAnsi="宋体" w:eastAsia="宋体"/>
-                <w:sz w:val="19"/>
+                <w:b/>
+                <w:sz w:val="21"/>
               </w:rPr>
               <w:t xml:space="preserve">成员</w:t>
             </w:r>
@@ -2794,7 +2896,7 @@
         </w:tc>
         <w:tc>
           <w:tcPr>
-            <w:shd w:fill="EAEAEA"/>
+            <w:shd w:fill="FFFFFF"/>
           </w:tcPr>
           <w:p>
             <w:pPr>
@@ -2805,7 +2907,8 @@
             <w:r>
               <w:rPr>
                 <w:rFonts w:ascii="宋体" w:hAnsi="宋体" w:eastAsia="宋体"/>
-                <w:sz w:val="19"/>
+                <w:b/>
+                <w:sz w:val="21"/>
               </w:rPr>
               <w:t xml:space="preserve">已完成工作</w:t>
             </w:r>
@@ -2813,7 +2916,7 @@
         </w:tc>
         <w:tc>
           <w:tcPr>
-            <w:shd w:fill="EAEAEA"/>
+            <w:shd w:fill="FFFFFF"/>
           </w:tcPr>
           <w:p>
             <w:pPr>
@@ -2824,7 +2927,8 @@
             <w:r>
               <w:rPr>
                 <w:rFonts w:ascii="宋体" w:hAnsi="宋体" w:eastAsia="宋体"/>
-                <w:sz w:val="19"/>
+                <w:b/>
+                <w:sz w:val="21"/>
               </w:rPr>
               <w:t xml:space="preserve">阶段评价</w:t>
             </w:r>
@@ -2842,7 +2946,7 @@
             <w:r>
               <w:rPr>
                 <w:rFonts w:ascii="宋体" w:hAnsi="宋体" w:eastAsia="宋体"/>
-                <w:sz w:val="19"/>
+                <w:sz w:val="21"/>
               </w:rPr>
               <w:t xml:space="preserve">zyj</w:t>
             </w:r>
@@ -2858,7 +2962,7 @@
             <w:r>
               <w:rPr>
                 <w:rFonts w:ascii="宋体" w:hAnsi="宋体" w:eastAsia="宋体"/>
-                <w:sz w:val="19"/>
+                <w:sz w:val="21"/>
               </w:rPr>
               <w:t xml:space="preserve">完成系统架构、训练框架、主入口和文档统筹</w:t>
             </w:r>
@@ -2874,7 +2978,7 @@
             <w:r>
               <w:rPr>
                 <w:rFonts w:ascii="宋体" w:hAnsi="宋体" w:eastAsia="宋体"/>
-                <w:sz w:val="19"/>
+                <w:sz w:val="21"/>
               </w:rPr>
               <w:t xml:space="preserve">主流程完成，后续重点是论文复现和最终集成</w:t>
             </w:r>
@@ -2892,7 +2996,7 @@
             <w:r>
               <w:rPr>
                 <w:rFonts w:ascii="宋体" w:hAnsi="宋体" w:eastAsia="宋体"/>
-                <w:sz w:val="19"/>
+                <w:sz w:val="21"/>
               </w:rPr>
               <w:t xml:space="preserve">cyy</w:t>
             </w:r>
@@ -2908,7 +3012,7 @@
             <w:r>
               <w:rPr>
                 <w:rFonts w:ascii="宋体" w:hAnsi="宋体" w:eastAsia="宋体"/>
-                <w:sz w:val="19"/>
+                <w:sz w:val="21"/>
               </w:rPr>
               <w:t xml:space="preserve">完成数据集接入、预处理、特征工程和数据测试</w:t>
             </w:r>
@@ -2924,7 +3028,7 @@
             <w:r>
               <w:rPr>
                 <w:rFonts w:ascii="宋体" w:hAnsi="宋体" w:eastAsia="宋体"/>
-                <w:sz w:val="19"/>
+                <w:sz w:val="21"/>
               </w:rPr>
               <w:t xml:space="preserve">数据链路完成，后续重点是特征分析说明</w:t>
             </w:r>
@@ -2942,7 +3046,7 @@
             <w:r>
               <w:rPr>
                 <w:rFonts w:ascii="宋体" w:hAnsi="宋体" w:eastAsia="宋体"/>
-                <w:sz w:val="19"/>
+                <w:sz w:val="21"/>
               </w:rPr>
               <w:t xml:space="preserve">zdh</w:t>
             </w:r>
@@ -2958,7 +3062,7 @@
             <w:r>
               <w:rPr>
                 <w:rFonts w:ascii="宋体" w:hAnsi="宋体" w:eastAsia="宋体"/>
-                <w:sz w:val="19"/>
+                <w:sz w:val="21"/>
               </w:rPr>
               <w:t xml:space="preserve">完成阶段划分、评价指标和确认测试基线</w:t>
             </w:r>
@@ -2974,7 +3078,7 @@
             <w:r>
               <w:rPr>
                 <w:rFonts w:ascii="宋体" w:hAnsi="宋体" w:eastAsia="宋体"/>
-                <w:sz w:val="19"/>
+                <w:sz w:val="21"/>
               </w:rPr>
               <w:t xml:space="preserve">测试与指标主线完成，生存分析作为扩展接口继续保留</w:t>
             </w:r>
@@ -2992,7 +3096,7 @@
             <w:r>
               <w:rPr>
                 <w:rFonts w:ascii="宋体" w:hAnsi="宋体" w:eastAsia="宋体"/>
-                <w:sz w:val="19"/>
+                <w:sz w:val="21"/>
               </w:rPr>
               <w:t xml:space="preserve">zy</w:t>
             </w:r>
@@ -3008,7 +3112,7 @@
             <w:r>
               <w:rPr>
                 <w:rFonts w:ascii="宋体" w:hAnsi="宋体" w:eastAsia="宋体"/>
-                <w:sz w:val="19"/>
+                <w:sz w:val="21"/>
               </w:rPr>
               <w:t xml:space="preserve">完成可视化模块、图表输出和文档展示规范整理</w:t>
             </w:r>
@@ -3024,7 +3128,7 @@
             <w:r>
               <w:rPr>
                 <w:rFonts w:ascii="宋体" w:hAnsi="宋体" w:eastAsia="宋体"/>
-                <w:sz w:val="19"/>
+                <w:sz w:val="21"/>
               </w:rPr>
               <w:t xml:space="preserve">展示能力初步完成，后续重点是答辩材料一致性</w:t>
             </w:r>
@@ -3040,7 +3144,7 @@
       </w:pPr>
       <w:r>
         <w:rPr>
-          <w:rFonts w:ascii="黑体" w:hAnsi="黑体" w:eastAsia="黑体"/>
+          <w:rFonts w:ascii="宋体" w:hAnsi="宋体" w:eastAsia="宋体"/>
         </w:rPr>
         <w:t xml:space="preserve">11. 中期结论</w:t>
       </w:r>
@@ -3048,6 +3152,8 @@
     <w:p>
       <w:pPr>
         <w:pStyle w:val="FirstParagraph"/>
+        <w:spacing w:line="276" w:lineRule="auto" w:after="0"/>
+        <w:ind w:firstLine="420"/>
       </w:pPr>
       <w:r>
         <w:rPr>
@@ -3107,7 +3213,7 @@
     <w:bookmarkEnd w:id="42"/>
     <w:bookmarkEnd w:id="43"/>
     <w:sectPr>
-      <w:pgMar w:top="1361" w:bottom="1247" w:left="1417" w:right="1417"/>
+      <w:pgMar w:top="1440" w:bottom="1440" w:left="1797" w:right="1797"/>
     </w:sectPr>
   </w:body>
 </w:document>
@@ -3549,12 +3655,20 @@
       <w:spacing w:after="180" w:before="180"/>
     </w:pPr>
     <w:qFormat/>
+    <w:rPr>
+      <w:rFonts w:ascii="宋体" w:hAnsi="宋体" w:eastAsia="宋体"/>
+      <w:sz w:val="21"/>
+    </w:rPr>
   </w:style>
   <w:style w:customStyle="1" w:styleId="FirstParagraph" w:type="paragraph">
     <w:name w:val="First Paragraph"/>
     <w:basedOn w:val="BodyText"/>
     <w:next w:val="BodyText"/>
     <w:qFormat/>
+    <w:rPr>
+      <w:rFonts w:ascii="宋体" w:hAnsi="宋体" w:eastAsia="宋体"/>
+      <w:sz w:val="21"/>
+    </w:rPr>
   </w:style>
   <w:style w:customStyle="1" w:styleId="Compact" w:type="paragraph">
     <w:name w:val="Compact"/>
@@ -3563,6 +3677,10 @@
     <w:pPr>
       <w:spacing w:after="36" w:before="36"/>
     </w:pPr>
+    <w:rPr>
+      <w:rFonts w:ascii="宋体" w:hAnsi="宋体" w:eastAsia="宋体"/>
+      <w:sz w:val="21"/>
+    </w:rPr>
   </w:style>
   <w:style w:styleId="Title" w:type="paragraph">
     <w:name w:val="Title"/>
@@ -3580,7 +3698,7 @@
       <w:b/>
       <w:bCs/>
       <w:color w:themeColor="accent1" w:themeShade="B5" w:val="345A8A"/>
-      <w:sz w:val="40"/>
+      <w:sz w:val="36"/>
       <w:szCs w:val="36"/>
     </w:rPr>
   </w:style>
@@ -3656,11 +3774,11 @@
       <w:outlineLvl w:val="0"/>
     </w:pPr>
     <w:rPr>
-      <w:rFonts w:asciiTheme="majorHAnsi" w:cstheme="majorBidi" w:eastAsiaTheme="majorEastAsia" w:hAnsiTheme="majorHAnsi"/>
+      <w:rFonts w:asciiTheme="majorHAnsi" w:cstheme="majorBidi" w:eastAsiaTheme="majorEastAsia" w:hAnsiTheme="majorHAnsi" w:ascii="宋体" w:hAnsi="宋体" w:eastAsia="宋体"/>
       <w:b/>
       <w:bCs/>
       <w:color w:themeColor="accent1" w:val="4F81BD"/>
-      <w:sz w:val="32"/>
+      <w:sz w:val="48"/>
       <w:szCs w:val="32"/>
     </w:rPr>
   </w:style>
@@ -3678,11 +3796,11 @@
       <w:outlineLvl w:val="1"/>
     </w:pPr>
     <w:rPr>
-      <w:rFonts w:asciiTheme="majorHAnsi" w:cstheme="majorBidi" w:eastAsiaTheme="majorEastAsia" w:hAnsiTheme="majorHAnsi"/>
+      <w:rFonts w:asciiTheme="majorHAnsi" w:cstheme="majorBidi" w:eastAsiaTheme="majorEastAsia" w:hAnsiTheme="majorHAnsi" w:ascii="宋体" w:hAnsi="宋体" w:eastAsia="宋体"/>
       <w:b/>
       <w:bCs/>
       <w:color w:themeColor="accent1" w:val="4F81BD"/>
-      <w:sz w:val="28"/>
+      <w:sz w:val="36"/>
       <w:szCs w:val="28"/>
     </w:rPr>
   </w:style>
@@ -3700,11 +3818,11 @@
       <w:outlineLvl w:val="2"/>
     </w:pPr>
     <w:rPr>
-      <w:rFonts w:asciiTheme="majorHAnsi" w:cstheme="majorBidi" w:eastAsiaTheme="majorEastAsia" w:hAnsiTheme="majorHAnsi"/>
+      <w:rFonts w:asciiTheme="majorHAnsi" w:cstheme="majorBidi" w:eastAsiaTheme="majorEastAsia" w:hAnsiTheme="majorHAnsi" w:ascii="宋体" w:hAnsi="宋体" w:eastAsia="宋体"/>
       <w:b/>
       <w:bCs/>
       <w:color w:themeColor="accent1" w:val="4F81BD"/>
-      <w:sz w:val="24"/>
+      <w:sz w:val="27"/>
       <w:szCs w:val="24"/>
     </w:rPr>
   </w:style>
@@ -3722,8 +3840,9 @@
       <w:outlineLvl w:val="3"/>
     </w:pPr>
     <w:rPr>
-      <w:rFonts w:asciiTheme="majorHAnsi" w:cstheme="majorBidi" w:eastAsiaTheme="majorEastAsia" w:hAnsiTheme="majorHAnsi"/>
+      <w:rFonts w:asciiTheme="majorHAnsi" w:cstheme="majorBidi" w:eastAsiaTheme="majorEastAsia" w:hAnsiTheme="majorHAnsi" w:ascii="宋体" w:hAnsi="宋体" w:eastAsia="宋体"/>
       <w:i/>
+      <w:b/>
       <w:bCs/>
       <w:color w:themeColor="accent1" w:val="4F81BD"/>
       <w:sz w:val="24"/>

--- a/docx/mid-term/02_中期检查报告.docx
+++ b/docx/mid-term/02_中期检查报告.docx
@@ -38,6 +38,7 @@
         <w:rPr>
           <w:rFonts w:ascii="宋体" w:hAnsi="宋体" w:eastAsia="宋体"/>
           <w:b/>
+          <w:color w:val="000000"/>
           <w:sz w:val="48"/>
         </w:rPr>
         <w:t xml:space="preserve">工业轴承设备剩余寿命预测系统的实现：中期检查报告</w:t>
@@ -51,6 +52,7 @@
       <w:r>
         <w:rPr>
           <w:rFonts w:ascii="宋体" w:hAnsi="宋体" w:eastAsia="宋体"/>
+          <w:color w:val="000000"/>
         </w:rPr>
         <w:t xml:space="preserve">文档信息</w:t>
       </w:r>
@@ -85,6 +87,7 @@
               <w:rPr>
                 <w:rFonts w:ascii="宋体" w:hAnsi="宋体" w:eastAsia="宋体"/>
                 <w:b/>
+                <w:color w:val="000000"/>
                 <w:sz w:val="21"/>
               </w:rPr>
               <w:t xml:space="preserve">项目</w:t>
@@ -105,6 +108,7 @@
               <w:rPr>
                 <w:rFonts w:ascii="宋体" w:hAnsi="宋体" w:eastAsia="宋体"/>
                 <w:b/>
+                <w:color w:val="000000"/>
                 <w:sz w:val="21"/>
               </w:rPr>
               <w:t xml:space="preserve">内容</w:t>
@@ -123,6 +127,7 @@
             <w:r>
               <w:rPr>
                 <w:rFonts w:ascii="宋体" w:hAnsi="宋体" w:eastAsia="宋体"/>
+                <w:color w:val="000000"/>
                 <w:sz w:val="21"/>
               </w:rPr>
               <w:t xml:space="preserve">文档名称</w:t>
@@ -139,6 +144,7 @@
             <w:r>
               <w:rPr>
                 <w:rFonts w:ascii="宋体" w:hAnsi="宋体" w:eastAsia="宋体"/>
+                <w:color w:val="000000"/>
                 <w:sz w:val="21"/>
               </w:rPr>
               <w:t xml:space="preserve">中期检查报告</w:t>
@@ -157,6 +163,7 @@
             <w:r>
               <w:rPr>
                 <w:rFonts w:ascii="宋体" w:hAnsi="宋体" w:eastAsia="宋体"/>
+                <w:color w:val="000000"/>
                 <w:sz w:val="21"/>
               </w:rPr>
               <w:t xml:space="preserve">文档编号</w:t>
@@ -173,6 +180,7 @@
             <w:r>
               <w:rPr>
                 <w:rFonts w:ascii="宋体" w:hAnsi="宋体" w:eastAsia="宋体"/>
+                <w:color w:val="000000"/>
                 <w:sz w:val="21"/>
               </w:rPr>
               <w:t xml:space="preserve">SE-PHM-MID-02</w:t>
@@ -191,6 +199,7 @@
             <w:r>
               <w:rPr>
                 <w:rFonts w:ascii="宋体" w:hAnsi="宋体" w:eastAsia="宋体"/>
+                <w:color w:val="000000"/>
                 <w:sz w:val="21"/>
               </w:rPr>
               <w:t xml:space="preserve">文档阶段</w:t>
@@ -207,6 +216,7 @@
             <w:r>
               <w:rPr>
                 <w:rFonts w:ascii="宋体" w:hAnsi="宋体" w:eastAsia="宋体"/>
+                <w:color w:val="000000"/>
                 <w:sz w:val="21"/>
               </w:rPr>
               <w:t xml:space="preserve">中期</w:t>
@@ -225,6 +235,7 @@
             <w:r>
               <w:rPr>
                 <w:rFonts w:ascii="宋体" w:hAnsi="宋体" w:eastAsia="宋体"/>
+                <w:color w:val="000000"/>
                 <w:sz w:val="21"/>
               </w:rPr>
               <w:t xml:space="preserve">项目名称</w:t>
@@ -241,6 +252,7 @@
             <w:r>
               <w:rPr>
                 <w:rFonts w:ascii="宋体" w:hAnsi="宋体" w:eastAsia="宋体"/>
+                <w:color w:val="000000"/>
                 <w:sz w:val="21"/>
               </w:rPr>
               <w:t xml:space="preserve">工业轴承设备剩余寿命预测系统的实现</w:t>
@@ -259,6 +271,7 @@
             <w:r>
               <w:rPr>
                 <w:rFonts w:ascii="宋体" w:hAnsi="宋体" w:eastAsia="宋体"/>
+                <w:color w:val="000000"/>
                 <w:sz w:val="21"/>
               </w:rPr>
               <w:t xml:space="preserve">课程</w:t>
@@ -275,6 +288,7 @@
             <w:r>
               <w:rPr>
                 <w:rFonts w:ascii="宋体" w:hAnsi="宋体" w:eastAsia="宋体"/>
+                <w:color w:val="000000"/>
                 <w:sz w:val="21"/>
               </w:rPr>
               <w:t xml:space="preserve">中国科学技术大学软件学院《软件工程》</w:t>
@@ -293,6 +307,7 @@
             <w:r>
               <w:rPr>
                 <w:rFonts w:ascii="宋体" w:hAnsi="宋体" w:eastAsia="宋体"/>
+                <w:color w:val="000000"/>
                 <w:sz w:val="21"/>
               </w:rPr>
               <w:t xml:space="preserve">指导老师</w:t>
@@ -309,6 +324,7 @@
             <w:r>
               <w:rPr>
                 <w:rFonts w:ascii="宋体" w:hAnsi="宋体" w:eastAsia="宋体"/>
+                <w:color w:val="000000"/>
                 <w:sz w:val="21"/>
               </w:rPr>
               <w:t xml:space="preserve">zjf</w:t>
@@ -327,6 +343,7 @@
             <w:r>
               <w:rPr>
                 <w:rFonts w:ascii="宋体" w:hAnsi="宋体" w:eastAsia="宋体"/>
+                <w:color w:val="000000"/>
                 <w:sz w:val="21"/>
               </w:rPr>
               <w:t xml:space="preserve">小组成员</w:t>
@@ -343,6 +360,7 @@
             <w:r>
               <w:rPr>
                 <w:rFonts w:ascii="宋体" w:hAnsi="宋体" w:eastAsia="宋体"/>
+                <w:color w:val="000000"/>
                 <w:sz w:val="21"/>
               </w:rPr>
               <w:t xml:space="preserve">zyj、cyy、zdh、zy</w:t>
@@ -361,6 +379,7 @@
             <w:r>
               <w:rPr>
                 <w:rFonts w:ascii="宋体" w:hAnsi="宋体" w:eastAsia="宋体"/>
+                <w:color w:val="000000"/>
                 <w:sz w:val="21"/>
               </w:rPr>
               <w:t xml:space="preserve">文档负责人</w:t>
@@ -377,6 +396,7 @@
             <w:r>
               <w:rPr>
                 <w:rFonts w:ascii="宋体" w:hAnsi="宋体" w:eastAsia="宋体"/>
+                <w:color w:val="000000"/>
                 <w:sz w:val="21"/>
               </w:rPr>
               <w:t xml:space="preserve">cyy</w:t>
@@ -395,6 +415,7 @@
             <w:r>
               <w:rPr>
                 <w:rFonts w:ascii="宋体" w:hAnsi="宋体" w:eastAsia="宋体"/>
+                <w:color w:val="000000"/>
                 <w:sz w:val="21"/>
               </w:rPr>
               <w:t xml:space="preserve">参与编写</w:t>
@@ -411,6 +432,7 @@
             <w:r>
               <w:rPr>
                 <w:rFonts w:ascii="宋体" w:hAnsi="宋体" w:eastAsia="宋体"/>
+                <w:color w:val="000000"/>
                 <w:sz w:val="21"/>
               </w:rPr>
               <w:t xml:space="preserve">zyj、zdh、zy</w:t>
@@ -429,6 +451,7 @@
             <w:r>
               <w:rPr>
                 <w:rFonts w:ascii="宋体" w:hAnsi="宋体" w:eastAsia="宋体"/>
+                <w:color w:val="000000"/>
                 <w:sz w:val="21"/>
               </w:rPr>
               <w:t xml:space="preserve">版本</w:t>
@@ -445,6 +468,7 @@
             <w:r>
               <w:rPr>
                 <w:rFonts w:ascii="宋体" w:hAnsi="宋体" w:eastAsia="宋体"/>
+                <w:color w:val="000000"/>
                 <w:sz w:val="21"/>
               </w:rPr>
               <w:t xml:space="preserve">V3.0</w:t>
@@ -463,6 +487,7 @@
             <w:r>
               <w:rPr>
                 <w:rFonts w:ascii="宋体" w:hAnsi="宋体" w:eastAsia="宋体"/>
+                <w:color w:val="000000"/>
                 <w:sz w:val="21"/>
               </w:rPr>
               <w:t xml:space="preserve">修订日期</w:t>
@@ -479,6 +504,7 @@
             <w:r>
               <w:rPr>
                 <w:rFonts w:ascii="宋体" w:hAnsi="宋体" w:eastAsia="宋体"/>
+                <w:color w:val="000000"/>
                 <w:sz w:val="21"/>
               </w:rPr>
               <w:t xml:space="preserve">2026-06-14</w:t>
@@ -497,6 +523,7 @@
             <w:r>
               <w:rPr>
                 <w:rFonts w:ascii="宋体" w:hAnsi="宋体" w:eastAsia="宋体"/>
+                <w:color w:val="000000"/>
                 <w:sz w:val="21"/>
               </w:rPr>
               <w:t xml:space="preserve">归档形式</w:t>
@@ -513,6 +540,7 @@
             <w:r>
               <w:rPr>
                 <w:rFonts w:ascii="宋体" w:hAnsi="宋体" w:eastAsia="宋体"/>
+                <w:color w:val="000000"/>
                 <w:sz w:val="21"/>
               </w:rPr>
               <w:t xml:space="preserve">Markdown 源文件、PDF、DOCX</w:t>
@@ -531,6 +559,7 @@
             <w:r>
               <w:rPr>
                 <w:rFonts w:ascii="宋体" w:hAnsi="宋体" w:eastAsia="宋体"/>
+                <w:color w:val="000000"/>
                 <w:sz w:val="21"/>
               </w:rPr>
               <w:t xml:space="preserve">内容基线</w:t>
@@ -547,6 +576,7 @@
             <w:r>
               <w:rPr>
                 <w:rFonts w:ascii="宋体" w:hAnsi="宋体" w:eastAsia="宋体"/>
+                <w:color w:val="000000"/>
                 <w:sz w:val="21"/>
               </w:rPr>
               <w:t xml:space="preserve">中期进度、阶段成果、问题和后续计划</w:t>
@@ -564,6 +594,7 @@
       <w:r>
         <w:rPr>
           <w:rFonts w:ascii="宋体" w:hAnsi="宋体" w:eastAsia="宋体"/>
+          <w:color w:val="000000"/>
         </w:rPr>
         <w:t xml:space="preserve">修订记录</w:t>
       </w:r>
@@ -598,6 +629,7 @@
               <w:rPr>
                 <w:rFonts w:ascii="宋体" w:hAnsi="宋体" w:eastAsia="宋体"/>
                 <w:b/>
+                <w:color w:val="000000"/>
                 <w:sz w:val="21"/>
               </w:rPr>
               <w:t xml:space="preserve">版本</w:t>
@@ -618,6 +650,7 @@
               <w:rPr>
                 <w:rFonts w:ascii="宋体" w:hAnsi="宋体" w:eastAsia="宋体"/>
                 <w:b/>
+                <w:color w:val="000000"/>
                 <w:sz w:val="21"/>
               </w:rPr>
               <w:t xml:space="preserve">日期</w:t>
@@ -638,6 +671,7 @@
               <w:rPr>
                 <w:rFonts w:ascii="宋体" w:hAnsi="宋体" w:eastAsia="宋体"/>
                 <w:b/>
+                <w:color w:val="000000"/>
                 <w:sz w:val="21"/>
               </w:rPr>
               <w:t xml:space="preserve">编写人</w:t>
@@ -658,6 +692,7 @@
               <w:rPr>
                 <w:rFonts w:ascii="宋体" w:hAnsi="宋体" w:eastAsia="宋体"/>
                 <w:b/>
+                <w:color w:val="000000"/>
                 <w:sz w:val="21"/>
               </w:rPr>
               <w:t xml:space="preserve">说明</w:t>
@@ -676,6 +711,7 @@
             <w:r>
               <w:rPr>
                 <w:rFonts w:ascii="宋体" w:hAnsi="宋体" w:eastAsia="宋体"/>
+                <w:color w:val="000000"/>
                 <w:sz w:val="21"/>
               </w:rPr>
               <w:t xml:space="preserve">V1.0</w:t>
@@ -692,6 +728,7 @@
             <w:r>
               <w:rPr>
                 <w:rFonts w:ascii="宋体" w:hAnsi="宋体" w:eastAsia="宋体"/>
+                <w:color w:val="000000"/>
                 <w:sz w:val="21"/>
               </w:rPr>
               <w:t xml:space="preserve">2025-11-10</w:t>
@@ -708,6 +745,7 @@
             <w:r>
               <w:rPr>
                 <w:rFonts w:ascii="宋体" w:hAnsi="宋体" w:eastAsia="宋体"/>
+                <w:color w:val="000000"/>
                 <w:sz w:val="21"/>
               </w:rPr>
               <w:t xml:space="preserve">项目组</w:t>
@@ -724,6 +762,7 @@
             <w:r>
               <w:rPr>
                 <w:rFonts w:ascii="宋体" w:hAnsi="宋体" w:eastAsia="宋体"/>
+                <w:color w:val="000000"/>
                 <w:sz w:val="21"/>
               </w:rPr>
               <w:t xml:space="preserve">完成初版课程文档</w:t>
@@ -742,6 +781,7 @@
             <w:r>
               <w:rPr>
                 <w:rFonts w:ascii="宋体" w:hAnsi="宋体" w:eastAsia="宋体"/>
+                <w:color w:val="000000"/>
                 <w:sz w:val="21"/>
               </w:rPr>
               <w:t xml:space="preserve">V2.0</w:t>
@@ -758,6 +798,7 @@
             <w:r>
               <w:rPr>
                 <w:rFonts w:ascii="宋体" w:hAnsi="宋体" w:eastAsia="宋体"/>
+                <w:color w:val="000000"/>
                 <w:sz w:val="21"/>
               </w:rPr>
               <w:t xml:space="preserve">2026-03-12</w:t>
@@ -774,6 +815,7 @@
             <w:r>
               <w:rPr>
                 <w:rFonts w:ascii="宋体" w:hAnsi="宋体" w:eastAsia="宋体"/>
+                <w:color w:val="000000"/>
                 <w:sz w:val="21"/>
               </w:rPr>
               <w:t xml:space="preserve">项目组</w:t>
@@ -790,6 +832,7 @@
             <w:r>
               <w:rPr>
                 <w:rFonts w:ascii="宋体" w:hAnsi="宋体" w:eastAsia="宋体"/>
+                <w:color w:val="000000"/>
                 <w:sz w:val="21"/>
               </w:rPr>
               <w:t xml:space="preserve">统一项目名称、技术基线和阶段交付内容</w:t>
@@ -808,6 +851,7 @@
             <w:r>
               <w:rPr>
                 <w:rFonts w:ascii="宋体" w:hAnsi="宋体" w:eastAsia="宋体"/>
+                <w:color w:val="000000"/>
                 <w:sz w:val="21"/>
               </w:rPr>
               <w:t xml:space="preserve">V3.0</w:t>
@@ -824,6 +868,7 @@
             <w:r>
               <w:rPr>
                 <w:rFonts w:ascii="宋体" w:hAnsi="宋体" w:eastAsia="宋体"/>
+                <w:color w:val="000000"/>
                 <w:sz w:val="21"/>
               </w:rPr>
               <w:t xml:space="preserve">2026-06-14</w:t>
@@ -840,6 +885,7 @@
             <w:r>
               <w:rPr>
                 <w:rFonts w:ascii="宋体" w:hAnsi="宋体" w:eastAsia="宋体"/>
+                <w:color w:val="000000"/>
                 <w:sz w:val="21"/>
               </w:rPr>
               <w:t xml:space="preserve">项目组</w:t>
@@ -856,6 +902,7 @@
             <w:r>
               <w:rPr>
                 <w:rFonts w:ascii="宋体" w:hAnsi="宋体" w:eastAsia="宋体"/>
+                <w:color w:val="000000"/>
                 <w:sz w:val="21"/>
               </w:rPr>
               <w:t xml:space="preserve">参考课程交付样例统一封面与归档格式，补充数据理解、技术难点、测试验收和 DOCX 交付信息</w:t>
@@ -873,6 +920,7 @@
       <w:r>
         <w:rPr>
           <w:rFonts w:ascii="宋体" w:hAnsi="宋体" w:eastAsia="宋体"/>
+          <w:color w:val="000000"/>
         </w:rPr>
         <w:t xml:space="preserve">1. 项目概述</w:t>
       </w:r>
@@ -886,24 +934,28 @@
       <w:r>
         <w:rPr>
           <w:rFonts w:ascii="宋体" w:hAnsi="宋体" w:eastAsia="宋体"/>
+          <w:color w:val="000000"/>
         </w:rPr>
         <w:t xml:space="preserve">“</w:t>
       </w:r>
       <w:r>
         <w:rPr>
           <w:rFonts w:ascii="宋体" w:hAnsi="宋体" w:eastAsia="宋体"/>
+          <w:color w:val="000000"/>
         </w:rPr>
         <w:t xml:space="preserve">工业轴承设备剩余寿命预测系统的实现</w:t>
       </w:r>
       <w:r>
         <w:rPr>
           <w:rFonts w:ascii="宋体" w:hAnsi="宋体" w:eastAsia="宋体"/>
+          <w:color w:val="000000"/>
         </w:rPr>
         <w:t xml:space="preserve">”</w:t>
       </w:r>
       <w:r>
         <w:rPr>
           <w:rFonts w:ascii="宋体" w:hAnsi="宋体" w:eastAsia="宋体"/>
+          <w:color w:val="000000"/>
         </w:rPr>
         <w:t xml:space="preserve">项目围绕工业轴承预测性维护场景，建设一套支持真实数据接入、预处理、退化阶段分析、RUL 预测、结果评估和可视化展示的工程化实验系统。项目截至中期阶段，已完成需求和设计基线建立，核心数据链路与训练主链路已打通，并具备真实数据验证能力。</w:t>
       </w:r>
@@ -917,6 +969,7 @@
       <w:r>
         <w:rPr>
           <w:rFonts w:ascii="宋体" w:hAnsi="宋体" w:eastAsia="宋体"/>
+          <w:color w:val="000000"/>
         </w:rPr>
         <w:t xml:space="preserve">2. 开题以来已完成的工作</w:t>
       </w:r>
@@ -929,6 +982,7 @@
       <w:r>
         <w:rPr>
           <w:rFonts w:ascii="宋体" w:hAnsi="宋体" w:eastAsia="宋体"/>
+          <w:color w:val="000000"/>
         </w:rPr>
         <w:t xml:space="preserve">2.1 文档与规范工作</w:t>
       </w:r>
@@ -946,6 +1000,7 @@
       <w:r>
         <w:rPr>
           <w:rFonts w:ascii="宋体" w:hAnsi="宋体" w:eastAsia="宋体"/>
+          <w:color w:val="000000"/>
         </w:rPr>
         <w:t xml:space="preserve">完成开题、需求定义、SRS、项目管理、技术预研等前置文档。</w:t>
       </w:r>
@@ -963,30 +1018,35 @@
       <w:r>
         <w:rPr>
           <w:rFonts w:ascii="宋体" w:hAnsi="宋体" w:eastAsia="宋体"/>
+          <w:color w:val="000000"/>
         </w:rPr>
         <w:t xml:space="preserve">统一项目名称为</w:t>
       </w:r>
       <w:r>
         <w:rPr>
           <w:rFonts w:ascii="宋体" w:hAnsi="宋体" w:eastAsia="宋体"/>
+          <w:color w:val="000000"/>
         </w:rPr>
         <w:t xml:space="preserve">“</w:t>
       </w:r>
       <w:r>
         <w:rPr>
           <w:rFonts w:ascii="宋体" w:hAnsi="宋体" w:eastAsia="宋体"/>
+          <w:color w:val="000000"/>
         </w:rPr>
         <w:t xml:space="preserve">工业轴承设备剩余寿命预测系统的实现</w:t>
       </w:r>
       <w:r>
         <w:rPr>
           <w:rFonts w:ascii="宋体" w:hAnsi="宋体" w:eastAsia="宋体"/>
+          <w:color w:val="000000"/>
         </w:rPr>
         <w:t xml:space="preserve">”</w:t>
       </w:r>
       <w:r>
         <w:rPr>
           <w:rFonts w:ascii="宋体" w:hAnsi="宋体" w:eastAsia="宋体"/>
+          <w:color w:val="000000"/>
         </w:rPr>
         <w:t xml:space="preserve">。</w:t>
       </w:r>
@@ -1004,6 +1064,7 @@
       <w:r>
         <w:rPr>
           <w:rFonts w:ascii="宋体" w:hAnsi="宋体" w:eastAsia="宋体"/>
+          <w:color w:val="000000"/>
         </w:rPr>
         <w:t xml:space="preserve">统一技术基线为 Python 3.11+ 和 uv 环境管理。</w:t>
       </w:r>
@@ -1021,6 +1082,7 @@
       <w:r>
         <w:rPr>
           <w:rFonts w:ascii="宋体" w:hAnsi="宋体" w:eastAsia="宋体"/>
+          <w:color w:val="000000"/>
         </w:rPr>
         <w:t xml:space="preserve">明确五大模块划分和 8 周里程碑安排。</w:t>
       </w:r>
@@ -1034,6 +1096,7 @@
       <w:r>
         <w:rPr>
           <w:rFonts w:ascii="宋体" w:hAnsi="宋体" w:eastAsia="宋体"/>
+          <w:color w:val="000000"/>
         </w:rPr>
         <w:t xml:space="preserve">2.2 工程框架工作</w:t>
       </w:r>
@@ -1051,12 +1114,14 @@
       <w:r>
         <w:rPr>
           <w:rFonts w:ascii="宋体" w:hAnsi="宋体" w:eastAsia="宋体"/>
+          <w:color w:val="000000"/>
         </w:rPr>
         <w:t xml:space="preserve">建立</w:t>
       </w:r>
       <w:r>
         <w:rPr>
           <w:rFonts w:ascii="宋体" w:hAnsi="宋体" w:eastAsia="宋体"/>
+          <w:color w:val="000000"/>
         </w:rPr>
         <w:t xml:space="preserve"> </w:t>
       </w:r>
@@ -1064,18 +1129,21 @@
         <w:rPr>
           <w:rStyle w:val="VerbatimChar"/>
           <w:rFonts w:ascii="宋体" w:hAnsi="宋体" w:eastAsia="宋体"/>
+          <w:color w:val="000000"/>
         </w:rPr>
         <w:t xml:space="preserve">USTC.SSE.BearingPrediction</w:t>
       </w:r>
       <w:r>
         <w:rPr>
           <w:rFonts w:ascii="宋体" w:hAnsi="宋体" w:eastAsia="宋体"/>
+          <w:color w:val="000000"/>
         </w:rPr>
         <w:t xml:space="preserve"> </w:t>
       </w:r>
       <w:r>
         <w:rPr>
           <w:rFonts w:ascii="宋体" w:hAnsi="宋体" w:eastAsia="宋体"/>
+          <w:color w:val="000000"/>
         </w:rPr>
         <w:t xml:space="preserve">命名空间工程结构。</w:t>
       </w:r>
@@ -1093,6 +1161,7 @@
       <w:r>
         <w:rPr>
           <w:rFonts w:ascii="宋体" w:hAnsi="宋体" w:eastAsia="宋体"/>
+          <w:color w:val="000000"/>
         </w:rPr>
         <w:t xml:space="preserve">建立统一数据实体、训练器、预测器、评估器和可视化器接口。</w:t>
       </w:r>
@@ -1110,6 +1179,7 @@
       <w:r>
         <w:rPr>
           <w:rFonts w:ascii="宋体" w:hAnsi="宋体" w:eastAsia="宋体"/>
+          <w:color w:val="000000"/>
         </w:rPr>
         <w:t xml:space="preserve">建立实验配置记录、回调机制和结果导出路径。</w:t>
       </w:r>
@@ -1123,6 +1193,7 @@
       <w:r>
         <w:rPr>
           <w:rFonts w:ascii="宋体" w:hAnsi="宋体" w:eastAsia="宋体"/>
+          <w:color w:val="000000"/>
         </w:rPr>
         <w:t xml:space="preserve">2.3 数据主线工作</w:t>
       </w:r>
@@ -1140,6 +1211,7 @@
       <w:r>
         <w:rPr>
           <w:rFonts w:ascii="宋体" w:hAnsi="宋体" w:eastAsia="宋体"/>
+          <w:color w:val="000000"/>
         </w:rPr>
         <w:t xml:space="preserve">完成 XJTU-SY 和 PHM2012 / FEMTO 数据集加载器实现。</w:t>
       </w:r>
@@ -1157,6 +1229,7 @@
       <w:r>
         <w:rPr>
           <w:rFonts w:ascii="宋体" w:hAnsi="宋体" w:eastAsia="宋体"/>
+          <w:color w:val="000000"/>
         </w:rPr>
         <w:t xml:space="preserve">完成滑动窗口、归一化、统计特征和频域特征基础能力。</w:t>
       </w:r>
@@ -1174,6 +1247,7 @@
       <w:r>
         <w:rPr>
           <w:rFonts w:ascii="宋体" w:hAnsi="宋体" w:eastAsia="宋体"/>
+          <w:color w:val="000000"/>
         </w:rPr>
         <w:t xml:space="preserve">完成 RUL 标签、阶段标签和健康指标序列构造。</w:t>
       </w:r>
@@ -1191,6 +1265,7 @@
       <w:r>
         <w:rPr>
           <w:rFonts w:ascii="宋体" w:hAnsi="宋体" w:eastAsia="宋体"/>
+          <w:color w:val="000000"/>
         </w:rPr>
         <w:t xml:space="preserve">完成真实数据下载与本地验证流程。</w:t>
       </w:r>
@@ -1205,6 +1280,7 @@
       <w:r>
         <w:rPr>
           <w:rFonts w:ascii="宋体" w:hAnsi="宋体" w:eastAsia="宋体"/>
+          <w:color w:val="000000"/>
         </w:rPr>
         <w:t xml:space="preserve">3. 当前阶段成果展示</w:t>
       </w:r>
@@ -1217,6 +1293,7 @@
       <w:r>
         <w:rPr>
           <w:rFonts w:ascii="宋体" w:hAnsi="宋体" w:eastAsia="宋体"/>
+          <w:color w:val="000000"/>
         </w:rPr>
         <w:t xml:space="preserve">3.1 已形成的系统能力</w:t>
       </w:r>
@@ -1230,6 +1307,7 @@
       <w:r>
         <w:rPr>
           <w:rFonts w:ascii="宋体" w:hAnsi="宋体" w:eastAsia="宋体"/>
+          <w:color w:val="000000"/>
         </w:rPr>
         <w:t xml:space="preserve">截至中期，系统已经具备以下可运行能力：</w:t>
       </w:r>
@@ -1247,6 +1325,7 @@
       <w:r>
         <w:rPr>
           <w:rFonts w:ascii="宋体" w:hAnsi="宋体" w:eastAsia="宋体"/>
+          <w:color w:val="000000"/>
         </w:rPr>
         <w:t xml:space="preserve">真实数据加载：支持 XJTU-SY 和 PHM2012 / FEMTO。</w:t>
       </w:r>
@@ -1264,6 +1343,7 @@
       <w:r>
         <w:rPr>
           <w:rFonts w:ascii="宋体" w:hAnsi="宋体" w:eastAsia="宋体"/>
+          <w:color w:val="000000"/>
         </w:rPr>
         <w:t xml:space="preserve">数据处理：支持滑动窗口、归一化、RMS、峭度等特征。</w:t>
       </w:r>
@@ -1281,6 +1361,7 @@
       <w:r>
         <w:rPr>
           <w:rFonts w:ascii="宋体" w:hAnsi="宋体" w:eastAsia="宋体"/>
+          <w:color w:val="000000"/>
         </w:rPr>
         <w:t xml:space="preserve">阶段分析：已初步支持 3sigma 和 FPT 阶段划分，后续仍需结合真实曲线调整阈值。</w:t>
       </w:r>
@@ -1298,6 +1379,7 @@
       <w:r>
         <w:rPr>
           <w:rFonts w:ascii="宋体" w:hAnsi="宋体" w:eastAsia="宋体"/>
+          <w:color w:val="000000"/>
         </w:rPr>
         <w:t xml:space="preserve">模型训练：已打通 CNN、RNN、Transformer、MLP 等模型的统一训练入口。</w:t>
       </w:r>
@@ -1315,6 +1397,7 @@
       <w:r>
         <w:rPr>
           <w:rFonts w:ascii="宋体" w:hAnsi="宋体" w:eastAsia="宋体"/>
+          <w:color w:val="000000"/>
         </w:rPr>
         <w:t xml:space="preserve">训练监控：已实现 EarlyStopping、TensorBoard 回调接口和梯度异常记录，TensorBoard 输出依赖本地可选依赖。</w:t>
       </w:r>
@@ -1332,6 +1415,7 @@
       <w:r>
         <w:rPr>
           <w:rFonts w:ascii="宋体" w:hAnsi="宋体" w:eastAsia="宋体"/>
+          <w:color w:val="000000"/>
         </w:rPr>
         <w:t xml:space="preserve">实验管理：支持自动记录模型结构、正则化系数、迭代次数、采样策略和结果产物。</w:t>
       </w:r>
@@ -1349,6 +1433,7 @@
       <w:r>
         <w:rPr>
           <w:rFonts w:ascii="宋体" w:hAnsi="宋体" w:eastAsia="宋体"/>
+          <w:color w:val="000000"/>
         </w:rPr>
         <w:t xml:space="preserve">结果展示：支持预测曲线、阶段图、误差分布图和注意力热图。</w:t>
       </w:r>
@@ -1362,6 +1447,7 @@
       <w:r>
         <w:rPr>
           <w:rFonts w:ascii="宋体" w:hAnsi="宋体" w:eastAsia="宋体"/>
+          <w:color w:val="000000"/>
         </w:rPr>
         <w:t xml:space="preserve">3.2 当前可验证结果</w:t>
       </w:r>
@@ -1375,6 +1461,7 @@
       <w:r>
         <w:rPr>
           <w:rFonts w:ascii="宋体" w:hAnsi="宋体" w:eastAsia="宋体"/>
+          <w:color w:val="000000"/>
         </w:rPr>
         <w:t xml:space="preserve">当前项目已完成真实数据 smoke test 和自动化测试，说明核心链路可以运行。中期阶段的价值不在于追求最终最优精度，而在于证明系统结构和主要流程已经成型，后续工作可以围绕模型优化、测试补齐和文档交付继续推进。</w:t>
       </w:r>
@@ -1389,6 +1476,7 @@
       <w:r>
         <w:rPr>
           <w:rFonts w:ascii="宋体" w:hAnsi="宋体" w:eastAsia="宋体"/>
+          <w:color w:val="000000"/>
         </w:rPr>
         <w:t xml:space="preserve">4. 已完成的模块与功能说明</w:t>
       </w:r>
@@ -1423,6 +1511,7 @@
               <w:rPr>
                 <w:rFonts w:ascii="宋体" w:hAnsi="宋体" w:eastAsia="宋体"/>
                 <w:b/>
+                <w:color w:val="000000"/>
                 <w:sz w:val="21"/>
               </w:rPr>
               <w:t xml:space="preserve">模块</w:t>
@@ -1443,6 +1532,7 @@
               <w:rPr>
                 <w:rFonts w:ascii="宋体" w:hAnsi="宋体" w:eastAsia="宋体"/>
                 <w:b/>
+                <w:color w:val="000000"/>
                 <w:sz w:val="21"/>
               </w:rPr>
               <w:t xml:space="preserve">中期完成情况</w:t>
@@ -1463,6 +1553,7 @@
               <w:rPr>
                 <w:rFonts w:ascii="宋体" w:hAnsi="宋体" w:eastAsia="宋体"/>
                 <w:b/>
+                <w:color w:val="000000"/>
                 <w:sz w:val="21"/>
               </w:rPr>
               <w:t xml:space="preserve">当前状态</w:t>
@@ -1481,6 +1572,7 @@
             <w:r>
               <w:rPr>
                 <w:rFonts w:ascii="宋体" w:hAnsi="宋体" w:eastAsia="宋体"/>
+                <w:color w:val="000000"/>
                 <w:sz w:val="21"/>
               </w:rPr>
               <w:t xml:space="preserve">M1 数据接入与管理</w:t>
@@ -1497,6 +1589,7 @@
             <w:r>
               <w:rPr>
                 <w:rFonts w:ascii="宋体" w:hAnsi="宋体" w:eastAsia="宋体"/>
+                <w:color w:val="000000"/>
                 <w:sz w:val="21"/>
               </w:rPr>
               <w:t xml:space="preserve">数据集加载、导入导出、元数据抽象完成</w:t>
@@ -1513,6 +1606,7 @@
             <w:r>
               <w:rPr>
                 <w:rFonts w:ascii="宋体" w:hAnsi="宋体" w:eastAsia="宋体"/>
+                <w:color w:val="000000"/>
                 <w:sz w:val="21"/>
               </w:rPr>
               <w:t xml:space="preserve">已完成主流程</w:t>
@@ -1531,6 +1625,7 @@
             <w:r>
               <w:rPr>
                 <w:rFonts w:ascii="宋体" w:hAnsi="宋体" w:eastAsia="宋体"/>
+                <w:color w:val="000000"/>
                 <w:sz w:val="21"/>
               </w:rPr>
               <w:t xml:space="preserve">M2 预处理与特征工程</w:t>
@@ -1547,6 +1642,7 @@
             <w:r>
               <w:rPr>
                 <w:rFonts w:ascii="宋体" w:hAnsi="宋体" w:eastAsia="宋体"/>
+                <w:color w:val="000000"/>
                 <w:sz w:val="21"/>
               </w:rPr>
               <w:t xml:space="preserve">滑动窗口、归一化、统计特征、频域特征完成</w:t>
@@ -1563,6 +1659,7 @@
             <w:r>
               <w:rPr>
                 <w:rFonts w:ascii="宋体" w:hAnsi="宋体" w:eastAsia="宋体"/>
+                <w:color w:val="000000"/>
                 <w:sz w:val="21"/>
               </w:rPr>
               <w:t xml:space="preserve">已完成主流程</w:t>
@@ -1581,6 +1678,7 @@
             <w:r>
               <w:rPr>
                 <w:rFonts w:ascii="宋体" w:hAnsi="宋体" w:eastAsia="宋体"/>
+                <w:color w:val="000000"/>
                 <w:sz w:val="21"/>
               </w:rPr>
               <w:t xml:space="preserve">M3 退化阶段划分与标签构造</w:t>
@@ -1597,6 +1695,7 @@
             <w:r>
               <w:rPr>
                 <w:rFonts w:ascii="宋体" w:hAnsi="宋体" w:eastAsia="宋体"/>
+                <w:color w:val="000000"/>
                 <w:sz w:val="21"/>
               </w:rPr>
               <w:t xml:space="preserve">RUL 标签完成，3sigma、FPT、HI 序列已初步实现</w:t>
@@ -1613,6 +1712,7 @@
             <w:r>
               <w:rPr>
                 <w:rFonts w:ascii="宋体" w:hAnsi="宋体" w:eastAsia="宋体"/>
+                <w:color w:val="000000"/>
                 <w:sz w:val="21"/>
               </w:rPr>
               <w:t xml:space="preserve">已完成主流程，阈值解释待继续验证</w:t>
@@ -1631,6 +1731,7 @@
             <w:r>
               <w:rPr>
                 <w:rFonts w:ascii="宋体" w:hAnsi="宋体" w:eastAsia="宋体"/>
+                <w:color w:val="000000"/>
                 <w:sz w:val="21"/>
               </w:rPr>
               <w:t xml:space="preserve">M4 模型训练与预测</w:t>
@@ -1647,6 +1748,7 @@
             <w:r>
               <w:rPr>
                 <w:rFonts w:ascii="宋体" w:hAnsi="宋体" w:eastAsia="宋体"/>
+                <w:color w:val="000000"/>
                 <w:sz w:val="21"/>
               </w:rPr>
               <w:t xml:space="preserve">多模型训练、回调和预测策略已接入</w:t>
@@ -1663,6 +1765,7 @@
             <w:r>
               <w:rPr>
                 <w:rFonts w:ascii="宋体" w:hAnsi="宋体" w:eastAsia="宋体"/>
+                <w:color w:val="000000"/>
                 <w:sz w:val="21"/>
               </w:rPr>
               <w:t xml:space="preserve">已完成主流程，复杂模型需后续实验验证</w:t>
@@ -1681,6 +1784,7 @@
             <w:r>
               <w:rPr>
                 <w:rFonts w:ascii="宋体" w:hAnsi="宋体" w:eastAsia="宋体"/>
+                <w:color w:val="000000"/>
                 <w:sz w:val="21"/>
               </w:rPr>
               <w:t xml:space="preserve">M5 评估、可视化与实验管理</w:t>
@@ -1697,6 +1801,7 @@
             <w:r>
               <w:rPr>
                 <w:rFonts w:ascii="宋体" w:hAnsi="宋体" w:eastAsia="宋体"/>
+                <w:color w:val="000000"/>
                 <w:sz w:val="21"/>
               </w:rPr>
               <w:t xml:space="preserve">指标计算、图表导出、实验记录完成</w:t>
@@ -1713,6 +1818,7 @@
             <w:r>
               <w:rPr>
                 <w:rFonts w:ascii="宋体" w:hAnsi="宋体" w:eastAsia="宋体"/>
+                <w:color w:val="000000"/>
                 <w:sz w:val="21"/>
               </w:rPr>
               <w:t xml:space="preserve">已完成主流程，展示材料待持续优化</w:t>
@@ -1730,6 +1836,7 @@
       <w:r>
         <w:rPr>
           <w:rFonts w:ascii="宋体" w:hAnsi="宋体" w:eastAsia="宋体"/>
+          <w:color w:val="000000"/>
         </w:rPr>
         <w:t xml:space="preserve">5. 数据部分的进展情况</w:t>
       </w:r>
@@ -1743,6 +1850,7 @@
       <w:r>
         <w:rPr>
           <w:rFonts w:ascii="宋体" w:hAnsi="宋体" w:eastAsia="宋体"/>
+          <w:color w:val="000000"/>
         </w:rPr>
         <w:t xml:space="preserve">数据主线是中期阶段的重点，进展如下：</w:t>
       </w:r>
@@ -1760,6 +1868,7 @@
       <w:r>
         <w:rPr>
           <w:rFonts w:ascii="宋体" w:hAnsi="宋体" w:eastAsia="宋体"/>
+          <w:color w:val="000000"/>
         </w:rPr>
         <w:t xml:space="preserve">完成两个官方数据集的下载、目录识别和实体解析。</w:t>
       </w:r>
@@ -1777,6 +1886,7 @@
       <w:r>
         <w:rPr>
           <w:rFonts w:ascii="宋体" w:hAnsi="宋体" w:eastAsia="宋体"/>
+          <w:color w:val="000000"/>
         </w:rPr>
         <w:t xml:space="preserve">解决了真实数据中表头差异、目录层级差异和温度通道对齐问题。</w:t>
       </w:r>
@@ -1794,12 +1904,14 @@
       <w:r>
         <w:rPr>
           <w:rFonts w:ascii="宋体" w:hAnsi="宋体" w:eastAsia="宋体"/>
+          <w:color w:val="000000"/>
         </w:rPr>
         <w:t xml:space="preserve">建立了</w:t>
       </w:r>
       <w:r>
         <w:rPr>
           <w:rFonts w:ascii="宋体" w:hAnsi="宋体" w:eastAsia="宋体"/>
+          <w:color w:val="000000"/>
         </w:rPr>
         <w:t xml:space="preserve"> </w:t>
       </w:r>
@@ -1807,18 +1919,21 @@
         <w:rPr>
           <w:rStyle w:val="VerbatimChar"/>
           <w:rFonts w:ascii="宋体" w:hAnsi="宋体" w:eastAsia="宋体"/>
+          <w:color w:val="000000"/>
         </w:rPr>
         <w:t xml:space="preserve">BearingEntity</w:t>
       </w:r>
       <w:r>
         <w:rPr>
           <w:rFonts w:ascii="宋体" w:hAnsi="宋体" w:eastAsia="宋体"/>
+          <w:color w:val="000000"/>
         </w:rPr>
         <w:t xml:space="preserve"> </w:t>
       </w:r>
       <w:r>
         <w:rPr>
           <w:rFonts w:ascii="宋体" w:hAnsi="宋体" w:eastAsia="宋体"/>
+          <w:color w:val="000000"/>
         </w:rPr>
         <w:t xml:space="preserve">和窗口级数据集抽象，使后续训练过程不依赖具体数据集目录结构。</w:t>
       </w:r>
@@ -1836,54 +1951,63 @@
       <w:r>
         <w:rPr>
           <w:rFonts w:ascii="宋体" w:hAnsi="宋体" w:eastAsia="宋体"/>
+          <w:color w:val="000000"/>
         </w:rPr>
         <w:t xml:space="preserve">形成了</w:t>
       </w:r>
       <w:r>
         <w:rPr>
           <w:rFonts w:ascii="宋体" w:hAnsi="宋体" w:eastAsia="宋体"/>
+          <w:color w:val="000000"/>
         </w:rPr>
         <w:t xml:space="preserve">“</w:t>
       </w:r>
       <w:r>
         <w:rPr>
           <w:rFonts w:ascii="宋体" w:hAnsi="宋体" w:eastAsia="宋体"/>
+          <w:color w:val="000000"/>
         </w:rPr>
         <w:t xml:space="preserve">原始序列输入</w:t>
       </w:r>
       <w:r>
         <w:rPr>
           <w:rFonts w:ascii="宋体" w:hAnsi="宋体" w:eastAsia="宋体"/>
+          <w:color w:val="000000"/>
         </w:rPr>
         <w:t xml:space="preserve">”</w:t>
       </w:r>
       <w:r>
         <w:rPr>
           <w:rFonts w:ascii="宋体" w:hAnsi="宋体" w:eastAsia="宋体"/>
+          <w:color w:val="000000"/>
         </w:rPr>
         <w:t xml:space="preserve">和</w:t>
       </w:r>
       <w:r>
         <w:rPr>
           <w:rFonts w:ascii="宋体" w:hAnsi="宋体" w:eastAsia="宋体"/>
+          <w:color w:val="000000"/>
         </w:rPr>
         <w:t xml:space="preserve">“</w:t>
       </w:r>
       <w:r>
         <w:rPr>
           <w:rFonts w:ascii="宋体" w:hAnsi="宋体" w:eastAsia="宋体"/>
+          <w:color w:val="000000"/>
         </w:rPr>
         <w:t xml:space="preserve">统计特征输入</w:t>
       </w:r>
       <w:r>
         <w:rPr>
           <w:rFonts w:ascii="宋体" w:hAnsi="宋体" w:eastAsia="宋体"/>
+          <w:color w:val="000000"/>
         </w:rPr>
         <w:t xml:space="preserve">”</w:t>
       </w:r>
       <w:r>
         <w:rPr>
           <w:rFonts w:ascii="宋体" w:hAnsi="宋体" w:eastAsia="宋体"/>
+          <w:color w:val="000000"/>
         </w:rPr>
         <w:t xml:space="preserve">两种建模入口。</w:t>
       </w:r>
@@ -1901,6 +2025,7 @@
       <w:r>
         <w:rPr>
           <w:rFonts w:ascii="宋体" w:hAnsi="宋体" w:eastAsia="宋体"/>
+          <w:color w:val="000000"/>
         </w:rPr>
         <w:t xml:space="preserve">针对数据导入、导出和 loader 行为编写了自动化测试。</w:t>
       </w:r>
@@ -1914,6 +2039,7 @@
       <w:r>
         <w:rPr>
           <w:rFonts w:ascii="宋体" w:hAnsi="宋体" w:eastAsia="宋体"/>
+          <w:color w:val="000000"/>
         </w:rPr>
         <w:t xml:space="preserve">这部分工作直接支撑后续建模、评估和确认测试，是当前阶段最重要的基础成果之一。</w:t>
       </w:r>
@@ -1926,6 +2052,7 @@
       <w:r>
         <w:rPr>
           <w:rFonts w:ascii="宋体" w:hAnsi="宋体" w:eastAsia="宋体"/>
+          <w:color w:val="000000"/>
         </w:rPr>
         <w:t xml:space="preserve">5.1 数据理解阶段性结论</w:t>
       </w:r>
@@ -1939,12 +2066,14 @@
       <w:r>
         <w:rPr>
           <w:rFonts w:ascii="宋体" w:hAnsi="宋体" w:eastAsia="宋体"/>
+          <w:color w:val="000000"/>
         </w:rPr>
         <w:t xml:space="preserve">中期阶段已经确认两个数据集不能简单用同一套文件读取逻辑处理。XJTU-SY 的优势是 run-to-failure 过程清晰、工况命名规则较稳定，适合展示完整退化曲线；PHM2012 的优势是竞赛语义明确、样本数量更密，但 Learning/Test/Full_Test 的组织方式需要谨慎解释。基于这一判断，项目没有把训练代码直接绑定到某个目录，而是先设计</w:t>
       </w:r>
       <w:r>
         <w:rPr>
           <w:rFonts w:ascii="宋体" w:hAnsi="宋体" w:eastAsia="宋体"/>
+          <w:color w:val="000000"/>
         </w:rPr>
         <w:t xml:space="preserve"> </w:t>
       </w:r>
@@ -1952,18 +2081,21 @@
         <w:rPr>
           <w:rStyle w:val="VerbatimChar"/>
           <w:rFonts w:ascii="宋体" w:hAnsi="宋体" w:eastAsia="宋体"/>
+          <w:color w:val="000000"/>
         </w:rPr>
         <w:t xml:space="preserve">BearingEntity</w:t>
       </w:r>
       <w:r>
         <w:rPr>
           <w:rFonts w:ascii="宋体" w:hAnsi="宋体" w:eastAsia="宋体"/>
+          <w:color w:val="000000"/>
         </w:rPr>
         <w:t xml:space="preserve"> </w:t>
       </w:r>
       <w:r>
         <w:rPr>
           <w:rFonts w:ascii="宋体" w:hAnsi="宋体" w:eastAsia="宋体"/>
+          <w:color w:val="000000"/>
         </w:rPr>
         <w:t xml:space="preserve">和 loader 适配层。</w:t>
       </w:r>
@@ -1977,6 +2109,7 @@
       <w:r>
         <w:rPr>
           <w:rFonts w:ascii="宋体" w:hAnsi="宋体" w:eastAsia="宋体"/>
+          <w:color w:val="000000"/>
         </w:rPr>
         <w:t xml:space="preserve">在特征层，中期已经确定以 RMS、峰值、峭度、峰值因子和谱能量作为主要观察指标。它们能够分别反映振动强度、冲击程度和频域能量变化，为后续健康指标曲线和 RUL 模型输入提供基础。</w:t>
       </w:r>
@@ -1991,6 +2124,7 @@
       <w:r>
         <w:rPr>
           <w:rFonts w:ascii="宋体" w:hAnsi="宋体" w:eastAsia="宋体"/>
+          <w:color w:val="000000"/>
         </w:rPr>
         <w:t xml:space="preserve">6. 遇到的问题与原因分析</w:t>
       </w:r>
@@ -2003,6 +2137,7 @@
       <w:r>
         <w:rPr>
           <w:rFonts w:ascii="宋体" w:hAnsi="宋体" w:eastAsia="宋体"/>
+          <w:color w:val="000000"/>
         </w:rPr>
         <w:t xml:space="preserve">6.1 数据下载与组织问题</w:t>
       </w:r>
@@ -2016,6 +2151,7 @@
       <w:r>
         <w:rPr>
           <w:rFonts w:ascii="宋体" w:hAnsi="宋体" w:eastAsia="宋体"/>
+          <w:color w:val="000000"/>
         </w:rPr>
         <w:t xml:space="preserve">官方数据集体积较大，且不同站点提供的压缩包层级不完全一致，导致早期 loader 需要兼容更多目录结构。问题根源在于数据源并非专门为课程项目格式化，因此必须先做统一抽象。</w:t>
       </w:r>
@@ -2029,6 +2165,7 @@
       <w:r>
         <w:rPr>
           <w:rFonts w:ascii="宋体" w:hAnsi="宋体" w:eastAsia="宋体"/>
+          <w:color w:val="000000"/>
         </w:rPr>
         <w:t xml:space="preserve">6.2 多模型与统一接口问题</w:t>
       </w:r>
@@ -2042,6 +2179,7 @@
       <w:r>
         <w:rPr>
           <w:rFonts w:ascii="宋体" w:hAnsi="宋体" w:eastAsia="宋体"/>
+          <w:color w:val="000000"/>
         </w:rPr>
         <w:t xml:space="preserve">CNN、RNN、Transformer 的输入形式不同，如果没有统一模型接口，训练流程容易碎片化。问题根源在于模型实现方式天然差异较大，因此中期阶段重点放在统一训练与预测 API 上。</w:t>
       </w:r>
@@ -2055,6 +2193,7 @@
       <w:r>
         <w:rPr>
           <w:rFonts w:ascii="宋体" w:hAnsi="宋体" w:eastAsia="宋体"/>
+          <w:color w:val="000000"/>
         </w:rPr>
         <w:t xml:space="preserve">6.3 文档口径一致性问题</w:t>
       </w:r>
@@ -2068,6 +2207,7 @@
       <w:r>
         <w:rPr>
           <w:rFonts w:ascii="宋体" w:hAnsi="宋体" w:eastAsia="宋体"/>
+          <w:color w:val="000000"/>
         </w:rPr>
         <w:t xml:space="preserve">在最初草稿中，项目名称、模块名称和文档归档路径存在不一致。问题根源在于文档产生时间不同、归档策略未提前统一，因此本轮已按 proposal / mid-term 重新整理。</w:t>
       </w:r>
@@ -2082,6 +2222,7 @@
       <w:r>
         <w:rPr>
           <w:rFonts w:ascii="宋体" w:hAnsi="宋体" w:eastAsia="宋体"/>
+          <w:color w:val="000000"/>
         </w:rPr>
         <w:t xml:space="preserve">7. 已采取的解决措施</w:t>
       </w:r>
@@ -2099,6 +2240,7 @@
       <w:r>
         <w:rPr>
           <w:rFonts w:ascii="宋体" w:hAnsi="宋体" w:eastAsia="宋体"/>
+          <w:color w:val="000000"/>
         </w:rPr>
         <w:t xml:space="preserve">采用统一数据实体和统一数据集对象，屏蔽底层目录差异。</w:t>
       </w:r>
@@ -2116,6 +2258,7 @@
       <w:r>
         <w:rPr>
           <w:rFonts w:ascii="宋体" w:hAnsi="宋体" w:eastAsia="宋体"/>
+          <w:color w:val="000000"/>
         </w:rPr>
         <w:t xml:space="preserve">将训练过程扩展逻辑抽离为回调，避免训练器变成巨型类。</w:t>
       </w:r>
@@ -2133,6 +2276,7 @@
       <w:r>
         <w:rPr>
           <w:rFonts w:ascii="宋体" w:hAnsi="宋体" w:eastAsia="宋体"/>
+          <w:color w:val="000000"/>
         </w:rPr>
         <w:t xml:space="preserve">建立实验记录器，自动保存配置、历史、指标和预测结果。</w:t>
       </w:r>
@@ -2150,6 +2294,7 @@
       <w:r>
         <w:rPr>
           <w:rFonts w:ascii="宋体" w:hAnsi="宋体" w:eastAsia="宋体"/>
+          <w:color w:val="000000"/>
         </w:rPr>
         <w:t xml:space="preserve">统一文档目录和命名规则，为后续批量转 PDF 做准备。</w:t>
       </w:r>
@@ -2162,6 +2307,7 @@
       <w:r>
         <w:rPr>
           <w:rFonts w:ascii="宋体" w:hAnsi="宋体" w:eastAsia="宋体"/>
+          <w:color w:val="000000"/>
         </w:rPr>
         <w:t xml:space="preserve">7.1 关键难点处理进展</w:t>
       </w:r>
@@ -2196,6 +2342,7 @@
               <w:rPr>
                 <w:rFonts w:ascii="宋体" w:hAnsi="宋体" w:eastAsia="宋体"/>
                 <w:b/>
+                <w:color w:val="000000"/>
                 <w:sz w:val="21"/>
               </w:rPr>
               <w:t xml:space="preserve">难点</w:t>
@@ -2216,6 +2363,7 @@
               <w:rPr>
                 <w:rFonts w:ascii="宋体" w:hAnsi="宋体" w:eastAsia="宋体"/>
                 <w:b/>
+                <w:color w:val="000000"/>
                 <w:sz w:val="21"/>
               </w:rPr>
               <w:t xml:space="preserve">中期状态</w:t>
@@ -2236,6 +2384,7 @@
               <w:rPr>
                 <w:rFonts w:ascii="宋体" w:hAnsi="宋体" w:eastAsia="宋体"/>
                 <w:b/>
+                <w:color w:val="000000"/>
                 <w:sz w:val="21"/>
               </w:rPr>
               <w:t xml:space="preserve">后续处理</w:t>
@@ -2254,6 +2403,7 @@
             <w:r>
               <w:rPr>
                 <w:rFonts w:ascii="宋体" w:hAnsi="宋体" w:eastAsia="宋体"/>
+                <w:color w:val="000000"/>
                 <w:sz w:val="21"/>
               </w:rPr>
               <w:t xml:space="preserve">数据格式差异</w:t>
@@ -2270,6 +2420,7 @@
             <w:r>
               <w:rPr>
                 <w:rFonts w:ascii="宋体" w:hAnsi="宋体" w:eastAsia="宋体"/>
+                <w:color w:val="000000"/>
                 <w:sz w:val="21"/>
               </w:rPr>
               <w:t xml:space="preserve">已完成统一实体设计和 loader 初步实现</w:t>
@@ -2286,6 +2437,7 @@
             <w:r>
               <w:rPr>
                 <w:rFonts w:ascii="宋体" w:hAnsi="宋体" w:eastAsia="宋体"/>
+                <w:color w:val="000000"/>
                 <w:sz w:val="21"/>
               </w:rPr>
               <w:t xml:space="preserve">补充真实目录 smoke test 和详细数据文档</w:t>
@@ -2304,6 +2456,7 @@
             <w:r>
               <w:rPr>
                 <w:rFonts w:ascii="宋体" w:hAnsi="宋体" w:eastAsia="宋体"/>
+                <w:color w:val="000000"/>
                 <w:sz w:val="21"/>
               </w:rPr>
               <w:t xml:space="preserve">特征维度与解释</w:t>
@@ -2320,6 +2473,7 @@
             <w:r>
               <w:rPr>
                 <w:rFonts w:ascii="宋体" w:hAnsi="宋体" w:eastAsia="宋体"/>
+                <w:color w:val="000000"/>
                 <w:sz w:val="21"/>
               </w:rPr>
               <w:t xml:space="preserve">已确定时域/频域基础特征</w:t>
@@ -2336,6 +2490,7 @@
             <w:r>
               <w:rPr>
                 <w:rFonts w:ascii="宋体" w:hAnsi="宋体" w:eastAsia="宋体"/>
+                <w:color w:val="000000"/>
                 <w:sz w:val="21"/>
               </w:rPr>
               <w:t xml:space="preserve">增加特征趋势图和跨数据集特征导出 notebook</w:t>
@@ -2354,6 +2509,7 @@
             <w:r>
               <w:rPr>
                 <w:rFonts w:ascii="宋体" w:hAnsi="宋体" w:eastAsia="宋体"/>
+                <w:color w:val="000000"/>
                 <w:sz w:val="21"/>
               </w:rPr>
               <w:t xml:space="preserve">RUL 标签单位</w:t>
@@ -2370,6 +2526,7 @@
             <w:r>
               <w:rPr>
                 <w:rFonts w:ascii="宋体" w:hAnsi="宋体" w:eastAsia="宋体"/>
+                <w:color w:val="000000"/>
                 <w:sz w:val="21"/>
               </w:rPr>
               <w:t xml:space="preserve">已明确快照级和时间级需要区分</w:t>
@@ -2386,6 +2543,7 @@
             <w:r>
               <w:rPr>
                 <w:rFonts w:ascii="宋体" w:hAnsi="宋体" w:eastAsia="宋体"/>
+                <w:color w:val="000000"/>
                 <w:sz w:val="21"/>
               </w:rPr>
               <w:t xml:space="preserve">在 labeler 和文档中保留单位说明</w:t>
@@ -2404,6 +2562,7 @@
             <w:r>
               <w:rPr>
                 <w:rFonts w:ascii="宋体" w:hAnsi="宋体" w:eastAsia="宋体"/>
+                <w:color w:val="000000"/>
                 <w:sz w:val="21"/>
               </w:rPr>
               <w:t xml:space="preserve">训练输出追踪</w:t>
@@ -2420,6 +2579,7 @@
             <w:r>
               <w:rPr>
                 <w:rFonts w:ascii="宋体" w:hAnsi="宋体" w:eastAsia="宋体"/>
+                <w:color w:val="000000"/>
                 <w:sz w:val="21"/>
               </w:rPr>
               <w:t xml:space="preserve">已设计输出目录结构</w:t>
@@ -2436,6 +2596,7 @@
             <w:r>
               <w:rPr>
                 <w:rFonts w:ascii="宋体" w:hAnsi="宋体" w:eastAsia="宋体"/>
+                <w:color w:val="000000"/>
                 <w:sz w:val="21"/>
               </w:rPr>
               <w:t xml:space="preserve">后续补充 metrics、predictions 和 history 的落盘检查</w:t>
@@ -2454,6 +2615,7 @@
       <w:r>
         <w:rPr>
           <w:rFonts w:ascii="宋体" w:hAnsi="宋体" w:eastAsia="宋体"/>
+          <w:color w:val="000000"/>
         </w:rPr>
         <w:t xml:space="preserve">8. 后续工作计划</w:t>
       </w:r>
@@ -2467,54 +2629,63 @@
       <w:r>
         <w:rPr>
           <w:rFonts w:ascii="宋体" w:hAnsi="宋体" w:eastAsia="宋体"/>
+          <w:color w:val="000000"/>
         </w:rPr>
         <w:t xml:space="preserve">中期之后的工作重点不再是</w:t>
       </w:r>
       <w:r>
         <w:rPr>
           <w:rFonts w:ascii="宋体" w:hAnsi="宋体" w:eastAsia="宋体"/>
+          <w:color w:val="000000"/>
         </w:rPr>
         <w:t xml:space="preserve">“</w:t>
       </w:r>
       <w:r>
         <w:rPr>
           <w:rFonts w:ascii="宋体" w:hAnsi="宋体" w:eastAsia="宋体"/>
+          <w:color w:val="000000"/>
         </w:rPr>
         <w:t xml:space="preserve">从无到有</w:t>
       </w:r>
       <w:r>
         <w:rPr>
           <w:rFonts w:ascii="宋体" w:hAnsi="宋体" w:eastAsia="宋体"/>
+          <w:color w:val="000000"/>
         </w:rPr>
         <w:t xml:space="preserve">”</w:t>
       </w:r>
       <w:r>
         <w:rPr>
           <w:rFonts w:ascii="宋体" w:hAnsi="宋体" w:eastAsia="宋体"/>
+          <w:color w:val="000000"/>
         </w:rPr>
         <w:t xml:space="preserve">，而是</w:t>
       </w:r>
       <w:r>
         <w:rPr>
           <w:rFonts w:ascii="宋体" w:hAnsi="宋体" w:eastAsia="宋体"/>
+          <w:color w:val="000000"/>
         </w:rPr>
         <w:t xml:space="preserve">“</w:t>
       </w:r>
       <w:r>
         <w:rPr>
           <w:rFonts w:ascii="宋体" w:hAnsi="宋体" w:eastAsia="宋体"/>
+          <w:color w:val="000000"/>
         </w:rPr>
         <w:t xml:space="preserve">从能跑到可交付</w:t>
       </w:r>
       <w:r>
         <w:rPr>
           <w:rFonts w:ascii="宋体" w:hAnsi="宋体" w:eastAsia="宋体"/>
+          <w:color w:val="000000"/>
         </w:rPr>
         <w:t xml:space="preserve">”</w:t>
       </w:r>
       <w:r>
         <w:rPr>
           <w:rFonts w:ascii="宋体" w:hAnsi="宋体" w:eastAsia="宋体"/>
+          <w:color w:val="000000"/>
         </w:rPr>
         <w:t xml:space="preserve">。计划如下：</w:t>
       </w:r>
@@ -2532,6 +2703,7 @@
       <w:r>
         <w:rPr>
           <w:rFonts w:ascii="宋体" w:hAnsi="宋体" w:eastAsia="宋体"/>
+          <w:color w:val="000000"/>
         </w:rPr>
         <w:t xml:space="preserve">继续完善设计文档、测试计划和编码规范。</w:t>
       </w:r>
@@ -2549,6 +2721,7 @@
       <w:r>
         <w:rPr>
           <w:rFonts w:ascii="宋体" w:hAnsi="宋体" w:eastAsia="宋体"/>
+          <w:color w:val="000000"/>
         </w:rPr>
         <w:t xml:space="preserve">统一检查项目名称、术语、模块划分和时间安排。</w:t>
       </w:r>
@@ -2566,6 +2739,7 @@
       <w:r>
         <w:rPr>
           <w:rFonts w:ascii="宋体" w:hAnsi="宋体" w:eastAsia="宋体"/>
+          <w:color w:val="000000"/>
         </w:rPr>
         <w:t xml:space="preserve">对真实数据补充更稳定的实验记录和结果对比。</w:t>
       </w:r>
@@ -2583,6 +2757,7 @@
       <w:r>
         <w:rPr>
           <w:rFonts w:ascii="宋体" w:hAnsi="宋体" w:eastAsia="宋体"/>
+          <w:color w:val="000000"/>
         </w:rPr>
         <w:t xml:space="preserve">批量导出课程文档 PDF 并做版式检查。</w:t>
       </w:r>
@@ -2600,6 +2775,7 @@
       <w:r>
         <w:rPr>
           <w:rFonts w:ascii="宋体" w:hAnsi="宋体" w:eastAsia="宋体"/>
+          <w:color w:val="000000"/>
         </w:rPr>
         <w:t xml:space="preserve">完成确认测试和最终答辩材料整理。</w:t>
       </w:r>
@@ -2613,6 +2789,7 @@
       <w:r>
         <w:rPr>
           <w:rFonts w:ascii="宋体" w:hAnsi="宋体" w:eastAsia="宋体"/>
+          <w:color w:val="000000"/>
         </w:rPr>
         <w:t xml:space="preserve">9. 当前项目风险与应对策略</w:t>
       </w:r>
@@ -2647,6 +2824,7 @@
               <w:rPr>
                 <w:rFonts w:ascii="宋体" w:hAnsi="宋体" w:eastAsia="宋体"/>
                 <w:b/>
+                <w:color w:val="000000"/>
                 <w:sz w:val="21"/>
               </w:rPr>
               <w:t xml:space="preserve">风险</w:t>
@@ -2667,6 +2845,7 @@
               <w:rPr>
                 <w:rFonts w:ascii="宋体" w:hAnsi="宋体" w:eastAsia="宋体"/>
                 <w:b/>
+                <w:color w:val="000000"/>
                 <w:sz w:val="21"/>
               </w:rPr>
               <w:t xml:space="preserve">当前情况</w:t>
@@ -2687,6 +2866,7 @@
               <w:rPr>
                 <w:rFonts w:ascii="宋体" w:hAnsi="宋体" w:eastAsia="宋体"/>
                 <w:b/>
+                <w:color w:val="000000"/>
                 <w:sz w:val="21"/>
               </w:rPr>
               <w:t xml:space="preserve">应对策略</w:t>
@@ -2705,6 +2885,7 @@
             <w:r>
               <w:rPr>
                 <w:rFonts w:ascii="宋体" w:hAnsi="宋体" w:eastAsia="宋体"/>
+                <w:color w:val="000000"/>
                 <w:sz w:val="21"/>
               </w:rPr>
               <w:t xml:space="preserve">文档数量较多，易出现口径不一致</w:t>
@@ -2721,6 +2902,7 @@
             <w:r>
               <w:rPr>
                 <w:rFonts w:ascii="宋体" w:hAnsi="宋体" w:eastAsia="宋体"/>
+                <w:color w:val="000000"/>
                 <w:sz w:val="21"/>
               </w:rPr>
               <w:t xml:space="preserve">中期后期风险较高</w:t>
@@ -2737,6 +2919,7 @@
             <w:r>
               <w:rPr>
                 <w:rFonts w:ascii="宋体" w:hAnsi="宋体" w:eastAsia="宋体"/>
+                <w:color w:val="000000"/>
                 <w:sz w:val="21"/>
               </w:rPr>
               <w:t xml:space="preserve">统一模板、统一术语、统一目录</w:t>
@@ -2755,6 +2938,7 @@
             <w:r>
               <w:rPr>
                 <w:rFonts w:ascii="宋体" w:hAnsi="宋体" w:eastAsia="宋体"/>
+                <w:color w:val="000000"/>
                 <w:sz w:val="21"/>
               </w:rPr>
               <w:t xml:space="preserve">真实数据实验较耗时</w:t>
@@ -2771,6 +2955,7 @@
             <w:r>
               <w:rPr>
                 <w:rFonts w:ascii="宋体" w:hAnsi="宋体" w:eastAsia="宋体"/>
+                <w:color w:val="000000"/>
                 <w:sz w:val="21"/>
               </w:rPr>
               <w:t xml:space="preserve">已出现</w:t>
@@ -2787,6 +2972,7 @@
             <w:r>
               <w:rPr>
                 <w:rFonts w:ascii="宋体" w:hAnsi="宋体" w:eastAsia="宋体"/>
+                <w:color w:val="000000"/>
                 <w:sz w:val="21"/>
               </w:rPr>
               <w:t xml:space="preserve">采用小样本先验证、完整实验后补跑</w:t>
@@ -2805,6 +2991,7 @@
             <w:r>
               <w:rPr>
                 <w:rFonts w:ascii="宋体" w:hAnsi="宋体" w:eastAsia="宋体"/>
+                <w:color w:val="000000"/>
                 <w:sz w:val="21"/>
               </w:rPr>
               <w:t xml:space="preserve">最终 PDF 导出可能出现版式问题</w:t>
@@ -2821,6 +3008,7 @@
             <w:r>
               <w:rPr>
                 <w:rFonts w:ascii="宋体" w:hAnsi="宋体" w:eastAsia="宋体"/>
+                <w:color w:val="000000"/>
                 <w:sz w:val="21"/>
               </w:rPr>
               <w:t xml:space="preserve">尚未完全处理</w:t>
@@ -2837,6 +3025,7 @@
             <w:r>
               <w:rPr>
                 <w:rFonts w:ascii="宋体" w:hAnsi="宋体" w:eastAsia="宋体"/>
+                <w:color w:val="000000"/>
                 <w:sz w:val="21"/>
               </w:rPr>
               <w:t xml:space="preserve">使用 Pandoc + XeLaTeX，并做渲染抽查</w:t>
@@ -2854,6 +3043,7 @@
       <w:r>
         <w:rPr>
           <w:rFonts w:ascii="宋体" w:hAnsi="宋体" w:eastAsia="宋体"/>
+          <w:color w:val="000000"/>
         </w:rPr>
         <w:t xml:space="preserve">10. 团队成员阶段性任务完成情况</w:t>
       </w:r>
@@ -2888,6 +3078,7 @@
               <w:rPr>
                 <w:rFonts w:ascii="宋体" w:hAnsi="宋体" w:eastAsia="宋体"/>
                 <w:b/>
+                <w:color w:val="000000"/>
                 <w:sz w:val="21"/>
               </w:rPr>
               <w:t xml:space="preserve">成员</w:t>
@@ -2908,6 +3099,7 @@
               <w:rPr>
                 <w:rFonts w:ascii="宋体" w:hAnsi="宋体" w:eastAsia="宋体"/>
                 <w:b/>
+                <w:color w:val="000000"/>
                 <w:sz w:val="21"/>
               </w:rPr>
               <w:t xml:space="preserve">已完成工作</w:t>
@@ -2928,6 +3120,7 @@
               <w:rPr>
                 <w:rFonts w:ascii="宋体" w:hAnsi="宋体" w:eastAsia="宋体"/>
                 <w:b/>
+                <w:color w:val="000000"/>
                 <w:sz w:val="21"/>
               </w:rPr>
               <w:t xml:space="preserve">阶段评价</w:t>
@@ -2946,6 +3139,7 @@
             <w:r>
               <w:rPr>
                 <w:rFonts w:ascii="宋体" w:hAnsi="宋体" w:eastAsia="宋体"/>
+                <w:color w:val="000000"/>
                 <w:sz w:val="21"/>
               </w:rPr>
               <w:t xml:space="preserve">zyj</w:t>
@@ -2962,6 +3156,7 @@
             <w:r>
               <w:rPr>
                 <w:rFonts w:ascii="宋体" w:hAnsi="宋体" w:eastAsia="宋体"/>
+                <w:color w:val="000000"/>
                 <w:sz w:val="21"/>
               </w:rPr>
               <w:t xml:space="preserve">完成系统架构、训练框架、主入口和文档统筹</w:t>
@@ -2978,6 +3173,7 @@
             <w:r>
               <w:rPr>
                 <w:rFonts w:ascii="宋体" w:hAnsi="宋体" w:eastAsia="宋体"/>
+                <w:color w:val="000000"/>
                 <w:sz w:val="21"/>
               </w:rPr>
               <w:t xml:space="preserve">主流程完成，后续重点是论文复现和最终集成</w:t>
@@ -2996,6 +3192,7 @@
             <w:r>
               <w:rPr>
                 <w:rFonts w:ascii="宋体" w:hAnsi="宋体" w:eastAsia="宋体"/>
+                <w:color w:val="000000"/>
                 <w:sz w:val="21"/>
               </w:rPr>
               <w:t xml:space="preserve">cyy</w:t>
@@ -3012,6 +3209,7 @@
             <w:r>
               <w:rPr>
                 <w:rFonts w:ascii="宋体" w:hAnsi="宋体" w:eastAsia="宋体"/>
+                <w:color w:val="000000"/>
                 <w:sz w:val="21"/>
               </w:rPr>
               <w:t xml:space="preserve">完成数据集接入、预处理、特征工程和数据测试</w:t>
@@ -3028,6 +3226,7 @@
             <w:r>
               <w:rPr>
                 <w:rFonts w:ascii="宋体" w:hAnsi="宋体" w:eastAsia="宋体"/>
+                <w:color w:val="000000"/>
                 <w:sz w:val="21"/>
               </w:rPr>
               <w:t xml:space="preserve">数据链路完成，后续重点是特征分析说明</w:t>
@@ -3046,6 +3245,7 @@
             <w:r>
               <w:rPr>
                 <w:rFonts w:ascii="宋体" w:hAnsi="宋体" w:eastAsia="宋体"/>
+                <w:color w:val="000000"/>
                 <w:sz w:val="21"/>
               </w:rPr>
               <w:t xml:space="preserve">zdh</w:t>
@@ -3062,6 +3262,7 @@
             <w:r>
               <w:rPr>
                 <w:rFonts w:ascii="宋体" w:hAnsi="宋体" w:eastAsia="宋体"/>
+                <w:color w:val="000000"/>
                 <w:sz w:val="21"/>
               </w:rPr>
               <w:t xml:space="preserve">完成阶段划分、评价指标和确认测试基线</w:t>
@@ -3078,6 +3279,7 @@
             <w:r>
               <w:rPr>
                 <w:rFonts w:ascii="宋体" w:hAnsi="宋体" w:eastAsia="宋体"/>
+                <w:color w:val="000000"/>
                 <w:sz w:val="21"/>
               </w:rPr>
               <w:t xml:space="preserve">测试与指标主线完成，生存分析作为扩展接口继续保留</w:t>
@@ -3096,6 +3298,7 @@
             <w:r>
               <w:rPr>
                 <w:rFonts w:ascii="宋体" w:hAnsi="宋体" w:eastAsia="宋体"/>
+                <w:color w:val="000000"/>
                 <w:sz w:val="21"/>
               </w:rPr>
               <w:t xml:space="preserve">zy</w:t>
@@ -3112,6 +3315,7 @@
             <w:r>
               <w:rPr>
                 <w:rFonts w:ascii="宋体" w:hAnsi="宋体" w:eastAsia="宋体"/>
+                <w:color w:val="000000"/>
                 <w:sz w:val="21"/>
               </w:rPr>
               <w:t xml:space="preserve">完成可视化模块、图表输出和文档展示规范整理</w:t>
@@ -3128,6 +3332,7 @@
             <w:r>
               <w:rPr>
                 <w:rFonts w:ascii="宋体" w:hAnsi="宋体" w:eastAsia="宋体"/>
+                <w:color w:val="000000"/>
                 <w:sz w:val="21"/>
               </w:rPr>
               <w:t xml:space="preserve">展示能力初步完成，后续重点是答辩材料一致性</w:t>
@@ -3145,6 +3350,7 @@
       <w:r>
         <w:rPr>
           <w:rFonts w:ascii="宋体" w:hAnsi="宋体" w:eastAsia="宋体"/>
+          <w:color w:val="000000"/>
         </w:rPr>
         <w:t xml:space="preserve">11. 中期结论</w:t>
       </w:r>
@@ -3158,54 +3364,63 @@
       <w:r>
         <w:rPr>
           <w:rFonts w:ascii="宋体" w:hAnsi="宋体" w:eastAsia="宋体"/>
+          <w:color w:val="000000"/>
         </w:rPr>
         <w:t xml:space="preserve">项目截至中期已经完成最关键的基础设施与核心链路建设，整体状态从</w:t>
       </w:r>
       <w:r>
         <w:rPr>
           <w:rFonts w:ascii="宋体" w:hAnsi="宋体" w:eastAsia="宋体"/>
+          <w:color w:val="000000"/>
         </w:rPr>
         <w:t xml:space="preserve">“</w:t>
       </w:r>
       <w:r>
         <w:rPr>
           <w:rFonts w:ascii="宋体" w:hAnsi="宋体" w:eastAsia="宋体"/>
+          <w:color w:val="000000"/>
         </w:rPr>
         <w:t xml:space="preserve">方案论证</w:t>
       </w:r>
       <w:r>
         <w:rPr>
           <w:rFonts w:ascii="宋体" w:hAnsi="宋体" w:eastAsia="宋体"/>
+          <w:color w:val="000000"/>
         </w:rPr>
         <w:t xml:space="preserve">”</w:t>
       </w:r>
       <w:r>
         <w:rPr>
           <w:rFonts w:ascii="宋体" w:hAnsi="宋体" w:eastAsia="宋体"/>
+          <w:color w:val="000000"/>
         </w:rPr>
         <w:t xml:space="preserve">转入</w:t>
       </w:r>
       <w:r>
         <w:rPr>
           <w:rFonts w:ascii="宋体" w:hAnsi="宋体" w:eastAsia="宋体"/>
+          <w:color w:val="000000"/>
         </w:rPr>
         <w:t xml:space="preserve">“</w:t>
       </w:r>
       <w:r>
         <w:rPr>
           <w:rFonts w:ascii="宋体" w:hAnsi="宋体" w:eastAsia="宋体"/>
+          <w:color w:val="000000"/>
         </w:rPr>
         <w:t xml:space="preserve">成果整合与交付优化</w:t>
       </w:r>
       <w:r>
         <w:rPr>
           <w:rFonts w:ascii="宋体" w:hAnsi="宋体" w:eastAsia="宋体"/>
+          <w:color w:val="000000"/>
         </w:rPr>
         <w:t xml:space="preserve">”</w:t>
       </w:r>
       <w:r>
         <w:rPr>
           <w:rFonts w:ascii="宋体" w:hAnsi="宋体" w:eastAsia="宋体"/>
+          <w:color w:val="000000"/>
         </w:rPr>
         <w:t xml:space="preserve">阶段。后续重点在于进一步提升文档完整度、统一测试口径和完成最终 PDF 归档。</w:t>
       </w:r>
@@ -3644,6 +3859,7 @@
     <w:qFormat/>
     <w:rPr>
       <w:rFonts w:ascii="宋体" w:hAnsi="宋体" w:eastAsia="宋体"/>
+      <w:color w:val="000000"/>
       <w:sz w:val="21"/>
     </w:rPr>
   </w:style>
@@ -3657,6 +3873,7 @@
     <w:qFormat/>
     <w:rPr>
       <w:rFonts w:ascii="宋体" w:hAnsi="宋体" w:eastAsia="宋体"/>
+      <w:color w:val="000000"/>
       <w:sz w:val="21"/>
     </w:rPr>
   </w:style>
@@ -3667,6 +3884,7 @@
     <w:qFormat/>
     <w:rPr>
       <w:rFonts w:ascii="宋体" w:hAnsi="宋体" w:eastAsia="宋体"/>
+      <w:color w:val="000000"/>
       <w:sz w:val="21"/>
     </w:rPr>
   </w:style>
@@ -3679,6 +3897,7 @@
     </w:pPr>
     <w:rPr>
       <w:rFonts w:ascii="宋体" w:hAnsi="宋体" w:eastAsia="宋体"/>
+      <w:color w:val="000000"/>
       <w:sz w:val="21"/>
     </w:rPr>
   </w:style>
@@ -3697,7 +3916,7 @@
       <w:rFonts w:asciiTheme="majorHAnsi" w:cstheme="majorBidi" w:eastAsiaTheme="majorEastAsia" w:hAnsiTheme="majorHAnsi" w:ascii="黑体" w:hAnsi="黑体" w:eastAsia="黑体"/>
       <w:b/>
       <w:bCs/>
-      <w:color w:themeColor="accent1" w:themeShade="B5" w:val="345A8A"/>
+      <w:color w:val="000000"/>
       <w:sz w:val="36"/>
       <w:szCs w:val="36"/>
     </w:rPr>
@@ -3714,6 +3933,7 @@
       <w:jc w:val="center"/>
     </w:pPr>
     <w:rPr>
+      <w:color w:val="000000"/>
       <w:sz w:val="30"/>
       <w:szCs w:val="30"/>
     </w:rPr>
@@ -3777,7 +3997,7 @@
       <w:rFonts w:asciiTheme="majorHAnsi" w:cstheme="majorBidi" w:eastAsiaTheme="majorEastAsia" w:hAnsiTheme="majorHAnsi" w:ascii="宋体" w:hAnsi="宋体" w:eastAsia="宋体"/>
       <w:b/>
       <w:bCs/>
-      <w:color w:themeColor="accent1" w:val="4F81BD"/>
+      <w:color w:val="000000"/>
       <w:sz w:val="48"/>
       <w:szCs w:val="32"/>
     </w:rPr>
@@ -3799,7 +4019,7 @@
       <w:rFonts w:asciiTheme="majorHAnsi" w:cstheme="majorBidi" w:eastAsiaTheme="majorEastAsia" w:hAnsiTheme="majorHAnsi" w:ascii="宋体" w:hAnsi="宋体" w:eastAsia="宋体"/>
       <w:b/>
       <w:bCs/>
-      <w:color w:themeColor="accent1" w:val="4F81BD"/>
+      <w:color w:val="000000"/>
       <w:sz w:val="36"/>
       <w:szCs w:val="28"/>
     </w:rPr>
@@ -3821,7 +4041,7 @@
       <w:rFonts w:asciiTheme="majorHAnsi" w:cstheme="majorBidi" w:eastAsiaTheme="majorEastAsia" w:hAnsiTheme="majorHAnsi" w:ascii="宋体" w:hAnsi="宋体" w:eastAsia="宋体"/>
       <w:b/>
       <w:bCs/>
-      <w:color w:themeColor="accent1" w:val="4F81BD"/>
+      <w:color w:val="000000"/>
       <w:sz w:val="27"/>
       <w:szCs w:val="24"/>
     </w:rPr>
@@ -3844,7 +4064,7 @@
       <w:i/>
       <w:b/>
       <w:bCs/>
-      <w:color w:themeColor="accent1" w:val="4F81BD"/>
+      <w:color w:val="000000"/>
       <w:sz w:val="24"/>
       <w:szCs w:val="24"/>
     </w:rPr>
@@ -3863,10 +4083,11 @@
       <w:outlineLvl w:val="4"/>
     </w:pPr>
     <w:rPr>
-      <w:rFonts w:asciiTheme="majorHAnsi" w:cstheme="majorBidi" w:eastAsiaTheme="majorEastAsia" w:hAnsiTheme="majorHAnsi"/>
+      <w:rFonts w:asciiTheme="majorHAnsi" w:cstheme="majorBidi" w:eastAsiaTheme="majorEastAsia" w:hAnsiTheme="majorHAnsi" w:ascii="宋体" w:hAnsi="宋体" w:eastAsia="宋体"/>
+      <w:b/>
       <w:iCs/>
-      <w:color w:themeColor="accent1" w:val="4F81BD"/>
-      <w:sz w:val="24"/>
+      <w:color w:val="000000"/>
+      <w:sz w:val="21"/>
       <w:szCs w:val="24"/>
     </w:rPr>
   </w:style>
@@ -3884,9 +4105,10 @@
       <w:outlineLvl w:val="5"/>
     </w:pPr>
     <w:rPr>
-      <w:rFonts w:asciiTheme="majorHAnsi" w:cstheme="majorBidi" w:eastAsiaTheme="majorEastAsia" w:hAnsiTheme="majorHAnsi"/>
-      <w:color w:themeColor="accent1" w:val="4F81BD"/>
-      <w:sz w:val="24"/>
+      <w:rFonts w:asciiTheme="majorHAnsi" w:cstheme="majorBidi" w:eastAsiaTheme="majorEastAsia" w:hAnsiTheme="majorHAnsi" w:ascii="宋体" w:hAnsi="宋体" w:eastAsia="宋体"/>
+      <w:b/>
+      <w:color w:val="000000"/>
+      <w:sz w:val="21"/>
       <w:szCs w:val="24"/>
     </w:rPr>
   </w:style>
@@ -3904,9 +4126,10 @@
       <w:outlineLvl w:val="6"/>
     </w:pPr>
     <w:rPr>
-      <w:rFonts w:asciiTheme="majorHAnsi" w:cstheme="majorBidi" w:eastAsiaTheme="majorEastAsia" w:hAnsiTheme="majorHAnsi"/>
-      <w:color w:themeColor="accent1" w:val="4F81BD"/>
-      <w:sz w:val="24"/>
+      <w:rFonts w:asciiTheme="majorHAnsi" w:cstheme="majorBidi" w:eastAsiaTheme="majorEastAsia" w:hAnsiTheme="majorHAnsi" w:ascii="宋体" w:hAnsi="宋体" w:eastAsia="宋体"/>
+      <w:b/>
+      <w:color w:val="000000"/>
+      <w:sz w:val="21"/>
       <w:szCs w:val="24"/>
     </w:rPr>
   </w:style>
@@ -3924,9 +4147,10 @@
       <w:outlineLvl w:val="7"/>
     </w:pPr>
     <w:rPr>
-      <w:rFonts w:asciiTheme="majorHAnsi" w:cstheme="majorBidi" w:eastAsiaTheme="majorEastAsia" w:hAnsiTheme="majorHAnsi"/>
-      <w:color w:themeColor="accent1" w:val="4F81BD"/>
-      <w:sz w:val="24"/>
+      <w:rFonts w:asciiTheme="majorHAnsi" w:cstheme="majorBidi" w:eastAsiaTheme="majorEastAsia" w:hAnsiTheme="majorHAnsi" w:ascii="宋体" w:hAnsi="宋体" w:eastAsia="宋体"/>
+      <w:b/>
+      <w:color w:val="000000"/>
+      <w:sz w:val="21"/>
       <w:szCs w:val="24"/>
     </w:rPr>
   </w:style>
@@ -3944,9 +4168,10 @@
       <w:outlineLvl w:val="8"/>
     </w:pPr>
     <w:rPr>
-      <w:rFonts w:asciiTheme="majorHAnsi" w:cstheme="majorBidi" w:eastAsiaTheme="majorEastAsia" w:hAnsiTheme="majorHAnsi"/>
-      <w:color w:themeColor="accent1" w:val="4F81BD"/>
-      <w:sz w:val="24"/>
+      <w:rFonts w:asciiTheme="majorHAnsi" w:cstheme="majorBidi" w:eastAsiaTheme="majorEastAsia" w:hAnsiTheme="majorHAnsi" w:ascii="宋体" w:hAnsi="宋体" w:eastAsia="宋体"/>
+      <w:b/>
+      <w:color w:val="000000"/>
+      <w:sz w:val="21"/>
       <w:szCs w:val="24"/>
     </w:rPr>
   </w:style>
@@ -4084,7 +4309,7 @@
     <w:name w:val="Hyperlink"/>
     <w:basedOn w:val="BodyTextChar"/>
     <w:rPr>
-      <w:color w:themeColor="accent1" w:val="4F81BD"/>
+      <w:color w:val="000000"/>
     </w:rPr>
   </w:style>
   <w:style w:styleId="TOCHeading" w:type="paragraph">
@@ -4102,7 +4327,7 @@
       <w:rFonts w:asciiTheme="majorHAnsi" w:cstheme="majorBidi" w:eastAsiaTheme="majorEastAsia" w:hAnsiTheme="majorHAnsi"/>
       <w:b w:val="0"/>
       <w:bCs w:val="0"/>
-      <w:color w:themeColor="accent1" w:themeShade="BF" w:val="365F91"/>
+      <w:color w:val="000000"/>
     </w:rPr>
   </w:style>
   <w:style w:type="paragraph" w:customStyle="1" w:styleId="SourceCode">
